--- a/ПДС ЛБ №2.docx
+++ b/ПДС ЛБ №2.docx
@@ -113,7 +113,7 @@
           <w:sz w:val="32"/>
           <w:szCs w:val="32"/>
         </w:rPr>
-        <w:t>КАФЕДРА КІБЕРБЕЗПЕКИ ТА ЗАХИСТУ ІНФОРМАЦІЇ</w:t>
+        <w:t>КАФЕДРА КІБЕРБЕЗПЕКИ ТА КОМП’ЮТЕРНОЇ ІНЖЕНЕРІЇ</w:t>
       </w:r>
     </w:p>
     <w:p>
@@ -137,6 +137,38 @@
           <w:szCs w:val="32"/>
         </w:rPr>
       </w:pPr>
+      <w:r>
+        <w:rPr>
+          <w:b/>
+          <w:sz w:val="32"/>
+          <w:szCs w:val="32"/>
+        </w:rPr>
+        <w:t>Звіт з лабораторн</w:t>
+      </w:r>
+      <w:r>
+        <w:rPr>
+          <w:b/>
+          <w:sz w:val="32"/>
+          <w:szCs w:val="32"/>
+        </w:rPr>
+        <w:t xml:space="preserve">ої </w:t>
+      </w:r>
+      <w:r>
+        <w:rPr>
+          <w:b/>
+          <w:sz w:val="32"/>
+          <w:szCs w:val="32"/>
+        </w:rPr>
+        <w:t>роб</w:t>
+      </w:r>
+      <w:r>
+        <w:rPr>
+          <w:b/>
+          <w:sz w:val="32"/>
+          <w:szCs w:val="32"/>
+        </w:rPr>
+        <w:t>оти №2</w:t>
+      </w:r>
     </w:p>
     <w:p>
       <w:pPr>
@@ -154,7 +186,7 @@
           <w:sz w:val="32"/>
           <w:szCs w:val="32"/>
         </w:rPr>
-        <w:t>Звіт з лабораторн</w:t>
+        <w:t>Дисципліни «</w:t>
       </w:r>
       <w:r>
         <w:rPr>
@@ -162,7 +194,7 @@
           <w:sz w:val="32"/>
           <w:szCs w:val="32"/>
         </w:rPr>
-        <w:t xml:space="preserve">ої </w:t>
+        <w:t>Програмування динамічних систем</w:t>
       </w:r>
       <w:r>
         <w:rPr>
@@ -170,20 +202,20 @@
           <w:sz w:val="32"/>
           <w:szCs w:val="32"/>
         </w:rPr>
-        <w:t>роб</w:t>
-      </w:r>
-      <w:r>
+        <w:t>»</w:t>
+      </w:r>
+    </w:p>
+    <w:p>
+      <w:pPr>
         <w:rPr>
           <w:b/>
           <w:sz w:val="32"/>
           <w:szCs w:val="32"/>
         </w:rPr>
-        <w:t>оти №2</w:t>
-      </w:r>
-    </w:p>
-    <w:p>
-      <w:pPr>
-        <w:jc w:val="center"/>
+      </w:pPr>
+    </w:p>
+    <w:p>
+      <w:pPr>
         <w:rPr>
           <w:b/>
           <w:bCs/>
@@ -191,39 +223,6 @@
           <w:szCs w:val="32"/>
         </w:rPr>
       </w:pPr>
-      <w:r>
-        <w:rPr>
-          <w:b/>
-          <w:sz w:val="32"/>
-          <w:szCs w:val="32"/>
-        </w:rPr>
-        <w:t>Дисципліни «</w:t>
-      </w:r>
-      <w:r>
-        <w:rPr>
-          <w:b/>
-          <w:sz w:val="32"/>
-          <w:szCs w:val="32"/>
-        </w:rPr>
-        <w:t>Програмування динамічних систем</w:t>
-      </w:r>
-      <w:r>
-        <w:rPr>
-          <w:b/>
-          <w:sz w:val="32"/>
-          <w:szCs w:val="32"/>
-        </w:rPr>
-        <w:t>»</w:t>
-      </w:r>
-    </w:p>
-    <w:p>
-      <w:pPr>
-        <w:rPr>
-          <w:b/>
-          <w:sz w:val="32"/>
-          <w:szCs w:val="32"/>
-        </w:rPr>
-      </w:pPr>
     </w:p>
     <w:p>
       <w:pPr>
@@ -247,6 +246,7 @@
     </w:p>
     <w:p>
       <w:pPr>
+        <w:jc w:val="right"/>
         <w:rPr>
           <w:b/>
           <w:bCs/>
@@ -254,6 +254,48 @@
           <w:szCs w:val="32"/>
         </w:rPr>
       </w:pPr>
+      <w:r>
+        <w:rPr>
+          <w:b/>
+          <w:sz w:val="32"/>
+          <w:szCs w:val="32"/>
+        </w:rPr>
+        <w:t>Студент</w:t>
+      </w:r>
+      <w:r>
+        <w:rPr>
+          <w:b/>
+          <w:sz w:val="32"/>
+          <w:szCs w:val="32"/>
+        </w:rPr>
+        <w:t>ки</w:t>
+      </w:r>
+      <w:r>
+        <w:rPr>
+          <w:b/>
+          <w:sz w:val="32"/>
+          <w:szCs w:val="32"/>
+          <w:lang w:val="ru-RU"/>
+        </w:rPr>
+        <w:t xml:space="preserve"> </w:t>
+      </w:r>
+      <w:r>
+        <w:rPr>
+          <w:b/>
+          <w:sz w:val="32"/>
+          <w:szCs w:val="32"/>
+          <w:lang w:val="ru-RU"/>
+        </w:rPr>
+        <w:t>1</w:t>
+      </w:r>
+      <w:r>
+        <w:rPr>
+          <w:b/>
+          <w:sz w:val="32"/>
+          <w:szCs w:val="32"/>
+        </w:rPr>
+        <w:t>-го курсу</w:t>
+      </w:r>
     </w:p>
     <w:p>
       <w:pPr>
@@ -271,7 +313,7 @@
           <w:sz w:val="32"/>
           <w:szCs w:val="32"/>
         </w:rPr>
-        <w:t>Студент</w:t>
+        <w:t xml:space="preserve">групи </w:t>
       </w:r>
       <w:r>
         <w:rPr>
@@ -279,33 +321,7 @@
           <w:sz w:val="32"/>
           <w:szCs w:val="32"/>
         </w:rPr>
-        <w:t>ки</w:t>
-      </w:r>
-      <w:r>
-        <w:rPr>
-          <w:b/>
-          <w:sz w:val="32"/>
-          <w:szCs w:val="32"/>
-          <w:lang w:val="ru-RU"/>
-        </w:rPr>
-        <w:t xml:space="preserve"> </w:t>
-      </w:r>
-      <w:r>
-        <w:rPr>
-          <w:b/>
-          <w:sz w:val="32"/>
-          <w:szCs w:val="32"/>
-          <w:lang w:val="ru-RU"/>
-        </w:rPr>
-        <w:t>1</w:t>
-      </w:r>
-      <w:r>
-        <w:rPr>
-          <w:b/>
-          <w:sz w:val="32"/>
-          <w:szCs w:val="32"/>
-        </w:rPr>
-        <w:t>-го курсу</w:t>
+        <w:t>БІКСм-26</w:t>
       </w:r>
     </w:p>
     <w:p>
@@ -324,15 +340,25 @@
           <w:sz w:val="32"/>
           <w:szCs w:val="32"/>
         </w:rPr>
-        <w:t xml:space="preserve">групи </w:t>
-      </w:r>
-      <w:r>
+        <w:t>Ненько В. Р.</w:t>
+      </w:r>
+    </w:p>
+    <w:p>
+      <w:pPr>
+        <w:jc w:val="right"/>
         <w:rPr>
           <w:b/>
           <w:sz w:val="32"/>
           <w:szCs w:val="32"/>
         </w:rPr>
-        <w:t>БІКСм-26</w:t>
+      </w:pPr>
+      <w:r>
+        <w:rPr>
+          <w:b/>
+          <w:sz w:val="32"/>
+          <w:szCs w:val="32"/>
+        </w:rPr>
+        <w:t>Перевірив:</w:t>
       </w:r>
     </w:p>
     <w:p>
@@ -348,40 +374,12 @@
       <w:r>
         <w:rPr>
           <w:b/>
-          <w:sz w:val="32"/>
-          <w:szCs w:val="32"/>
-        </w:rPr>
-        <w:t>Ненько В. Р.</w:t>
-      </w:r>
-    </w:p>
-    <w:p>
-      <w:pPr>
-        <w:jc w:val="right"/>
-        <w:rPr>
-          <w:b/>
-          <w:sz w:val="32"/>
-          <w:szCs w:val="32"/>
-        </w:rPr>
-      </w:pPr>
-      <w:r>
-        <w:rPr>
-          <w:b/>
-          <w:sz w:val="32"/>
-          <w:szCs w:val="32"/>
-        </w:rPr>
-        <w:t>Перевірив:</w:t>
-      </w:r>
-    </w:p>
-    <w:p>
-      <w:pPr>
-        <w:jc w:val="right"/>
-        <w:rPr>
-          <w:b/>
           <w:bCs/>
           <w:sz w:val="32"/>
           <w:szCs w:val="32"/>
         </w:rPr>
-      </w:pPr>
+        <w:t>Маринський К</w:t>
+      </w:r>
       <w:r>
         <w:rPr>
           <w:b/>
@@ -389,7 +387,7 @@
           <w:sz w:val="32"/>
           <w:szCs w:val="32"/>
         </w:rPr>
-        <w:t>Маринський К</w:t>
+        <w:t xml:space="preserve">. </w:t>
       </w:r>
       <w:r>
         <w:rPr>
@@ -398,7 +396,7 @@
           <w:sz w:val="32"/>
           <w:szCs w:val="32"/>
         </w:rPr>
-        <w:t xml:space="preserve">. </w:t>
+        <w:t>В</w:t>
       </w:r>
       <w:r>
         <w:rPr>
@@ -407,43 +405,44 @@
           <w:sz w:val="32"/>
           <w:szCs w:val="32"/>
         </w:rPr>
-        <w:t>В</w:t>
-      </w:r>
-      <w:r>
+        <w:t>.</w:t>
+      </w:r>
+    </w:p>
+    <w:p>
+      <w:pPr>
+        <w:rPr>
+          <w:b/>
+          <w:sz w:val="32"/>
+          <w:szCs w:val="32"/>
+        </w:rPr>
+      </w:pPr>
+    </w:p>
+    <w:p>
+      <w:pPr>
+        <w:rPr>
+          <w:b/>
+          <w:sz w:val="32"/>
+          <w:szCs w:val="32"/>
+        </w:rPr>
+      </w:pPr>
+    </w:p>
+    <w:p>
+      <w:pPr>
+        <w:rPr>
+          <w:b/>
+          <w:sz w:val="32"/>
+          <w:szCs w:val="32"/>
+        </w:rPr>
+      </w:pPr>
+    </w:p>
+    <w:p>
+      <w:pPr>
         <w:rPr>
           <w:b/>
           <w:bCs/>
           <w:sz w:val="32"/>
           <w:szCs w:val="32"/>
         </w:rPr>
-        <w:t>.</w:t>
-      </w:r>
-    </w:p>
-    <w:p>
-      <w:pPr>
-        <w:rPr>
-          <w:b/>
-          <w:sz w:val="32"/>
-          <w:szCs w:val="32"/>
-        </w:rPr>
-      </w:pPr>
-    </w:p>
-    <w:p>
-      <w:pPr>
-        <w:rPr>
-          <w:b/>
-          <w:sz w:val="32"/>
-          <w:szCs w:val="32"/>
-        </w:rPr>
-      </w:pPr>
-    </w:p>
-    <w:p>
-      <w:pPr>
-        <w:rPr>
-          <w:b/>
-          <w:sz w:val="32"/>
-          <w:szCs w:val="32"/>
-        </w:rPr>
       </w:pPr>
     </w:p>
     <w:p>
@@ -468,37 +467,27 @@
     </w:p>
     <w:p>
       <w:pPr>
-        <w:rPr>
-          <w:b/>
-          <w:bCs/>
+        <w:jc w:val="center"/>
+        <w:rPr>
+          <w:b/>
           <w:sz w:val="32"/>
           <w:szCs w:val="32"/>
         </w:rPr>
       </w:pPr>
-    </w:p>
-    <w:p>
-      <w:pPr>
-        <w:jc w:val="center"/>
+      <w:r>
         <w:rPr>
           <w:b/>
           <w:sz w:val="32"/>
           <w:szCs w:val="32"/>
         </w:rPr>
-      </w:pPr>
+        <w:t>Київ-202</w:t>
+      </w:r>
       <w:r>
         <w:rPr>
           <w:b/>
           <w:sz w:val="32"/>
           <w:szCs w:val="32"/>
         </w:rPr>
-        <w:t>Київ-202</w:t>
-      </w:r>
-      <w:r>
-        <w:rPr>
-          <w:b/>
-          <w:sz w:val="32"/>
-          <w:szCs w:val="32"/>
-        </w:rPr>
         <w:t>6</w:t>
       </w:r>
     </w:p>
@@ -549,33 +538,8 @@
           <w:rFonts w:eastAsia="Times New Roman"/>
           <w:lang w:eastAsia="uk-UA" w:bidi="as-IN"/>
         </w:rPr>
-        <w:t xml:space="preserve"> Розробка </w:t>
-      </w:r>
-      <w:proofErr w:type="spellStart"/>
-      <w:r>
-        <w:rPr>
-          <w:rFonts w:eastAsia="Times New Roman"/>
-          <w:lang w:eastAsia="uk-UA" w:bidi="as-IN"/>
-        </w:rPr>
-        <w:t>ноди</w:t>
-      </w:r>
-      <w:proofErr w:type="spellEnd"/>
-      <w:r>
-        <w:rPr>
-          <w:rFonts w:eastAsia="Times New Roman"/>
-          <w:lang w:eastAsia="uk-UA" w:bidi="as-IN"/>
-        </w:rPr>
-        <w:t xml:space="preserve"> керування рухом робота через /</w:t>
-      </w:r>
-      <w:proofErr w:type="spellStart"/>
-      <w:r>
-        <w:rPr>
-          <w:rFonts w:eastAsia="Times New Roman"/>
-          <w:lang w:eastAsia="uk-UA" w:bidi="as-IN"/>
-        </w:rPr>
-        <w:t>cmd_vel</w:t>
-      </w:r>
-      <w:proofErr w:type="spellEnd"/>
+        <w:t xml:space="preserve"> Розробка ноди керування рухом робота через /cmd_vel</w:t>
+      </w:r>
     </w:p>
     <w:p>
       <w:pPr>
@@ -608,87 +572,7 @@
           <w:rFonts w:eastAsia="Times New Roman"/>
           <w:lang w:eastAsia="uk-UA" w:bidi="as-IN"/>
         </w:rPr>
-        <w:t xml:space="preserve">Сформувати практичні навички розробки </w:t>
-      </w:r>
-      <w:proofErr w:type="spellStart"/>
-      <w:r>
-        <w:rPr>
-          <w:rFonts w:eastAsia="Times New Roman"/>
-          <w:lang w:eastAsia="uk-UA" w:bidi="as-IN"/>
-        </w:rPr>
-        <w:t>ноди</w:t>
-      </w:r>
-      <w:proofErr w:type="spellEnd"/>
-      <w:r>
-        <w:rPr>
-          <w:rFonts w:eastAsia="Times New Roman"/>
-          <w:lang w:eastAsia="uk-UA" w:bidi="as-IN"/>
-        </w:rPr>
-        <w:t xml:space="preserve"> керування рухом у ROS2, навчитися працювати з повідомленням </w:t>
-      </w:r>
-      <w:proofErr w:type="spellStart"/>
-      <w:r>
-        <w:rPr>
-          <w:rFonts w:eastAsia="Times New Roman"/>
-          <w:lang w:eastAsia="uk-UA" w:bidi="as-IN"/>
-        </w:rPr>
-        <w:t>geometry_msgs</w:t>
-      </w:r>
-      <w:proofErr w:type="spellEnd"/>
-      <w:r>
-        <w:rPr>
-          <w:rFonts w:eastAsia="Times New Roman"/>
-          <w:lang w:eastAsia="uk-UA" w:bidi="as-IN"/>
-        </w:rPr>
-        <w:t>/</w:t>
-      </w:r>
-      <w:proofErr w:type="spellStart"/>
-      <w:r>
-        <w:rPr>
-          <w:rFonts w:eastAsia="Times New Roman"/>
-          <w:lang w:eastAsia="uk-UA" w:bidi="as-IN"/>
-        </w:rPr>
-        <w:t>Twist</w:t>
-      </w:r>
-      <w:proofErr w:type="spellEnd"/>
-      <w:r>
-        <w:rPr>
-          <w:rFonts w:eastAsia="Times New Roman"/>
-          <w:lang w:eastAsia="uk-UA" w:bidi="as-IN"/>
-        </w:rPr>
-        <w:t>, реалізувати підписку на /</w:t>
-      </w:r>
-      <w:proofErr w:type="spellStart"/>
-      <w:r>
-        <w:rPr>
-          <w:rFonts w:eastAsia="Times New Roman"/>
-          <w:lang w:eastAsia="uk-UA" w:bidi="as-IN"/>
-        </w:rPr>
-        <w:t>cmd_vel</w:t>
-      </w:r>
-      <w:proofErr w:type="spellEnd"/>
-      <w:r>
-        <w:rPr>
-          <w:rFonts w:eastAsia="Times New Roman"/>
-          <w:lang w:eastAsia="uk-UA" w:bidi="as-IN"/>
-        </w:rPr>
-        <w:t xml:space="preserve">, обмеження швидкості та перевірити роботу </w:t>
-      </w:r>
-      <w:proofErr w:type="spellStart"/>
-      <w:r>
-        <w:rPr>
-          <w:rFonts w:eastAsia="Times New Roman"/>
-          <w:lang w:eastAsia="uk-UA" w:bidi="as-IN"/>
-        </w:rPr>
-        <w:t>ноди</w:t>
-      </w:r>
-      <w:proofErr w:type="spellEnd"/>
-      <w:r>
-        <w:rPr>
-          <w:rFonts w:eastAsia="Times New Roman"/>
-          <w:lang w:eastAsia="uk-UA" w:bidi="as-IN"/>
-        </w:rPr>
-        <w:t xml:space="preserve"> в симуляції.</w:t>
+        <w:t>Сформувати практичні навички розробки ноди керування рухом у ROS2, навчитися працювати з повідомленням geometry_msgs/Twist, реалізувати підписку на /cmd_vel, обмеження швидкості та перевірити роботу ноди в симуляції.</w:t>
       </w:r>
     </w:p>
     <w:bookmarkEnd w:id="0"/>
@@ -786,33 +670,8 @@
           <w:rFonts w:eastAsia="Times New Roman"/>
           <w:lang w:eastAsia="uk-UA" w:bidi="as-IN"/>
         </w:rPr>
-        <w:t xml:space="preserve">ros2 </w:t>
-      </w:r>
-      <w:proofErr w:type="spellStart"/>
-      <w:r>
-        <w:rPr>
-          <w:rFonts w:eastAsia="Times New Roman"/>
-          <w:lang w:eastAsia="uk-UA" w:bidi="as-IN"/>
-        </w:rPr>
-        <w:t>node</w:t>
-      </w:r>
-      <w:proofErr w:type="spellEnd"/>
-      <w:r>
-        <w:rPr>
-          <w:rFonts w:eastAsia="Times New Roman"/>
-          <w:lang w:eastAsia="uk-UA" w:bidi="as-IN"/>
-        </w:rPr>
-        <w:t xml:space="preserve"> </w:t>
-      </w:r>
-      <w:proofErr w:type="spellStart"/>
-      <w:r>
-        <w:rPr>
-          <w:rFonts w:eastAsia="Times New Roman"/>
-          <w:lang w:eastAsia="uk-UA" w:bidi="as-IN"/>
-        </w:rPr>
-        <w:t>list</w:t>
-      </w:r>
-      <w:proofErr w:type="spellEnd"/>
+        <w:t>ros2 node list</w:t>
+      </w:r>
     </w:p>
     <w:p>
       <w:pPr>
@@ -832,33 +691,8 @@
           <w:rFonts w:eastAsia="Times New Roman"/>
           <w:lang w:eastAsia="uk-UA" w:bidi="as-IN"/>
         </w:rPr>
-        <w:t xml:space="preserve">ros2 </w:t>
-      </w:r>
-      <w:proofErr w:type="spellStart"/>
-      <w:r>
-        <w:rPr>
-          <w:rFonts w:eastAsia="Times New Roman"/>
-          <w:lang w:eastAsia="uk-UA" w:bidi="as-IN"/>
-        </w:rPr>
-        <w:t>topic</w:t>
-      </w:r>
-      <w:proofErr w:type="spellEnd"/>
-      <w:r>
-        <w:rPr>
-          <w:rFonts w:eastAsia="Times New Roman"/>
-          <w:lang w:eastAsia="uk-UA" w:bidi="as-IN"/>
-        </w:rPr>
-        <w:t xml:space="preserve"> </w:t>
-      </w:r>
-      <w:proofErr w:type="spellStart"/>
-      <w:r>
-        <w:rPr>
-          <w:rFonts w:eastAsia="Times New Roman"/>
-          <w:lang w:eastAsia="uk-UA" w:bidi="as-IN"/>
-        </w:rPr>
-        <w:t>list</w:t>
-      </w:r>
-      <w:proofErr w:type="spellEnd"/>
+        <w:t>ros2 topic list</w:t>
+      </w:r>
     </w:p>
     <w:p>
       <w:pPr>
@@ -874,23 +708,7 @@
           <w:lang w:eastAsia="uk-UA" w:bidi="as-IN"/>
         </w:rPr>
         <w:br/>
-        <w:t xml:space="preserve">1.3. Запустити </w:t>
-      </w:r>
-      <w:proofErr w:type="spellStart"/>
-      <w:r>
-        <w:rPr>
-          <w:rFonts w:eastAsia="Times New Roman"/>
-          <w:lang w:eastAsia="uk-UA" w:bidi="as-IN"/>
-        </w:rPr>
-        <w:t>turtlesim</w:t>
-      </w:r>
-      <w:proofErr w:type="spellEnd"/>
-      <w:r>
-        <w:rPr>
-          <w:rFonts w:eastAsia="Times New Roman"/>
-          <w:lang w:eastAsia="uk-UA" w:bidi="as-IN"/>
-        </w:rPr>
-        <w:t xml:space="preserve"> або інший доступний симулятор для тестування.</w:t>
+        <w:t>1.3. Запустити turtlesim або інший доступний симулятор для тестування.</w:t>
       </w:r>
       <w:r>
         <w:rPr>
@@ -965,7 +783,6 @@
         </w:rPr>
         <w:t xml:space="preserve"> Запуск </w:t>
       </w:r>
-      <w:proofErr w:type="spellStart"/>
       <w:r>
         <w:rPr>
           <w:rFonts w:ascii="Courier New" w:eastAsia="Times New Roman" w:hAnsi="Courier New" w:cs="Courier New"/>
@@ -975,7 +792,6 @@
         </w:rPr>
         <w:t>turtlesim</w:t>
       </w:r>
-      <w:proofErr w:type="spellEnd"/>
       <w:r>
         <w:rPr>
           <w:rFonts w:eastAsia="Times New Roman"/>
@@ -1006,39 +822,8 @@
           <w:bCs/>
           <w:lang w:eastAsia="uk-UA" w:bidi="as-IN"/>
         </w:rPr>
-        <w:t xml:space="preserve">2. Створення пакету </w:t>
-      </w:r>
-      <w:proofErr w:type="spellStart"/>
-      <w:r>
-        <w:rPr>
-          <w:rFonts w:eastAsia="Times New Roman"/>
-          <w:b/>
-          <w:bCs/>
-          <w:lang w:eastAsia="uk-UA" w:bidi="as-IN"/>
-        </w:rPr>
-        <w:t>Motion</w:t>
-      </w:r>
-      <w:proofErr w:type="spellEnd"/>
-      <w:r>
-        <w:rPr>
-          <w:rFonts w:eastAsia="Times New Roman"/>
-          <w:b/>
-          <w:bCs/>
-          <w:lang w:eastAsia="uk-UA" w:bidi="as-IN"/>
-        </w:rPr>
-        <w:t xml:space="preserve"> </w:t>
-      </w:r>
-      <w:proofErr w:type="spellStart"/>
-      <w:r>
-        <w:rPr>
-          <w:rFonts w:eastAsia="Times New Roman"/>
-          <w:b/>
-          <w:bCs/>
-          <w:lang w:eastAsia="uk-UA" w:bidi="as-IN"/>
-        </w:rPr>
-        <w:t>Control</w:t>
-      </w:r>
-      <w:proofErr w:type="spellEnd"/>
+        <w:t>2. Створення пакету Motion Control</w:t>
+      </w:r>
       <w:r>
         <w:rPr>
           <w:rFonts w:eastAsia="Times New Roman"/>
@@ -1047,7 +832,6 @@
         <w:br/>
         <w:t xml:space="preserve">2.1. Створити новий пакет типу </w:t>
       </w:r>
-      <w:proofErr w:type="spellStart"/>
       <w:r>
         <w:rPr>
           <w:rFonts w:ascii="Courier New" w:eastAsia="Times New Roman" w:hAnsi="Courier New" w:cs="Courier New"/>
@@ -1057,7 +841,6 @@
         </w:rPr>
         <w:t>ament_python</w:t>
       </w:r>
-      <w:proofErr w:type="spellEnd"/>
       <w:r>
         <w:rPr>
           <w:rFonts w:eastAsia="Times New Roman"/>
@@ -1072,23 +855,7 @@
           <w:rFonts w:eastAsia="Times New Roman"/>
           <w:lang w:eastAsia="uk-UA" w:bidi="as-IN"/>
         </w:rPr>
-        <w:t xml:space="preserve">для реалізації </w:t>
-      </w:r>
-      <w:proofErr w:type="spellStart"/>
-      <w:r>
-        <w:rPr>
-          <w:rFonts w:eastAsia="Times New Roman"/>
-          <w:lang w:eastAsia="uk-UA" w:bidi="as-IN"/>
-        </w:rPr>
-        <w:t>ноди</w:t>
-      </w:r>
-      <w:proofErr w:type="spellEnd"/>
-      <w:r>
-        <w:rPr>
-          <w:rFonts w:eastAsia="Times New Roman"/>
-          <w:lang w:eastAsia="uk-UA" w:bidi="as-IN"/>
-        </w:rPr>
-        <w:t xml:space="preserve"> керування рухом.</w:t>
+        <w:t>для реалізації ноди керування рухом.</w:t>
       </w:r>
       <w:r>
         <w:rPr>
@@ -1098,7 +865,6 @@
         <w:br/>
         <w:t xml:space="preserve">2.2. Додати залежність від </w:t>
       </w:r>
-      <w:proofErr w:type="spellStart"/>
       <w:r>
         <w:rPr>
           <w:rFonts w:ascii="Courier New" w:eastAsia="Times New Roman" w:hAnsi="Courier New" w:cs="Courier New"/>
@@ -1108,7 +874,6 @@
         </w:rPr>
         <w:t>geometry_msgs</w:t>
       </w:r>
-      <w:proofErr w:type="spellEnd"/>
       <w:r>
         <w:rPr>
           <w:rFonts w:eastAsia="Times New Roman"/>
@@ -1122,23 +887,7 @@
           <w:lang w:eastAsia="uk-UA" w:bidi="as-IN"/>
         </w:rPr>
         <w:br/>
-        <w:t xml:space="preserve">2.3. Зібрати </w:t>
-      </w:r>
-      <w:proofErr w:type="spellStart"/>
-      <w:r>
-        <w:rPr>
-          <w:rFonts w:eastAsia="Times New Roman"/>
-          <w:lang w:eastAsia="uk-UA" w:bidi="as-IN"/>
-        </w:rPr>
-        <w:t>workspace</w:t>
-      </w:r>
-      <w:proofErr w:type="spellEnd"/>
-      <w:r>
-        <w:rPr>
-          <w:rFonts w:eastAsia="Times New Roman"/>
-          <w:lang w:eastAsia="uk-UA" w:bidi="as-IN"/>
-        </w:rPr>
-        <w:t xml:space="preserve"> та перевірити коректність встановлення пакету.</w:t>
+        <w:t>2.3. Зібрати workspace та перевірити коректність встановлення пакету.</w:t>
       </w:r>
     </w:p>
     <w:p>
@@ -1162,7 +911,6 @@
       <w:r>
         <w:t xml:space="preserve">Спочатку я перейшла в папку </w:t>
       </w:r>
-      <w:proofErr w:type="spellStart"/>
       <w:r>
         <w:rPr>
           <w:rStyle w:val="HTML1"/>
@@ -1170,233 +918,96 @@
         </w:rPr>
         <w:t>src</w:t>
       </w:r>
-      <w:proofErr w:type="spellEnd"/>
-      <w:r>
-        <w:t xml:space="preserve"> свого ROS2 </w:t>
-      </w:r>
-      <w:proofErr w:type="spellStart"/>
-      <w:r>
-        <w:t>workspace</w:t>
-      </w:r>
-      <w:proofErr w:type="spellEnd"/>
-      <w:r>
-        <w:t xml:space="preserve">. Потім за допомогою </w:t>
+      <w:r>
+        <w:t xml:space="preserve"> свого ROS2 workspace. Потім за допомогою </w:t>
       </w:r>
       <w:r>
         <w:rPr>
           <w:rStyle w:val="HTML1"/>
           <w:rFonts w:eastAsiaTheme="minorHAnsi"/>
         </w:rPr>
-        <w:t xml:space="preserve">ros2 </w:t>
-      </w:r>
-      <w:proofErr w:type="spellStart"/>
+        <w:t>ros2 pkg create</w:t>
+      </w:r>
+      <w:r>
+        <w:t xml:space="preserve"> створила Python-пакет </w:t>
+      </w:r>
       <w:r>
         <w:rPr>
           <w:rStyle w:val="HTML1"/>
           <w:rFonts w:eastAsiaTheme="minorHAnsi"/>
         </w:rPr>
-        <w:t>pkg</w:t>
-      </w:r>
-      <w:proofErr w:type="spellEnd"/>
+        <w:t>motion_control</w:t>
+      </w:r>
+      <w:r>
+        <w:t xml:space="preserve"> типу </w:t>
+      </w:r>
       <w:r>
         <w:rPr>
           <w:rStyle w:val="HTML1"/>
           <w:rFonts w:eastAsiaTheme="minorHAnsi"/>
         </w:rPr>
-        <w:t xml:space="preserve"> </w:t>
-      </w:r>
-      <w:proofErr w:type="spellStart"/>
+        <w:t>ament_python</w:t>
+      </w:r>
+      <w:r>
+        <w:t xml:space="preserve">. Одразу додала залежності </w:t>
+      </w:r>
       <w:r>
         <w:rPr>
           <w:rStyle w:val="HTML1"/>
           <w:rFonts w:eastAsiaTheme="minorHAnsi"/>
         </w:rPr>
-        <w:t>create</w:t>
-      </w:r>
-      <w:proofErr w:type="spellEnd"/>
-      <w:r>
-        <w:t xml:space="preserve"> створила Python-пакет </w:t>
-      </w:r>
-      <w:proofErr w:type="spellStart"/>
+        <w:t>rclpy</w:t>
+      </w:r>
+      <w:r>
+        <w:t xml:space="preserve"> та </w:t>
+      </w:r>
       <w:r>
         <w:rPr>
           <w:rStyle w:val="HTML1"/>
           <w:rFonts w:eastAsiaTheme="minorHAnsi"/>
         </w:rPr>
-        <w:t>motion_control</w:t>
-      </w:r>
-      <w:proofErr w:type="spellEnd"/>
-      <w:r>
-        <w:t xml:space="preserve"> типу </w:t>
-      </w:r>
-      <w:proofErr w:type="spellStart"/>
+        <w:t>geometry_msgs</w:t>
+      </w:r>
+      <w:r>
+        <w:t xml:space="preserve"> і створила ноду </w:t>
+      </w:r>
       <w:r>
         <w:rPr>
           <w:rStyle w:val="HTML1"/>
           <w:rFonts w:eastAsiaTheme="minorHAnsi"/>
         </w:rPr>
-        <w:t>ament_python</w:t>
-      </w:r>
-      <w:proofErr w:type="spellEnd"/>
-      <w:r>
-        <w:t xml:space="preserve">. Одразу додала залежності </w:t>
-      </w:r>
-      <w:proofErr w:type="spellStart"/>
+        <w:t>motion_node</w:t>
+      </w:r>
+      <w:r>
+        <w:t xml:space="preserve">. Після цього перейшла в корінь workspace, виконала </w:t>
+      </w:r>
       <w:r>
         <w:rPr>
           <w:rStyle w:val="HTML1"/>
           <w:rFonts w:eastAsiaTheme="minorHAnsi"/>
         </w:rPr>
-        <w:t>rclpy</w:t>
-      </w:r>
-      <w:proofErr w:type="spellEnd"/>
-      <w:r>
-        <w:t xml:space="preserve"> та </w:t>
-      </w:r>
-      <w:proofErr w:type="spellStart"/>
+        <w:t>colcon build</w:t>
+      </w:r>
+      <w:r>
+        <w:t xml:space="preserve"> для зборки пакету, підключила результат через </w:t>
+      </w:r>
       <w:r>
         <w:rPr>
           <w:rStyle w:val="HTML1"/>
           <w:rFonts w:eastAsiaTheme="minorHAnsi"/>
         </w:rPr>
-        <w:t>geometry_msgs</w:t>
-      </w:r>
-      <w:proofErr w:type="spellEnd"/>
-      <w:r>
-        <w:t xml:space="preserve"> і створила </w:t>
-      </w:r>
-      <w:proofErr w:type="spellStart"/>
-      <w:r>
-        <w:t>ноду</w:t>
-      </w:r>
-      <w:proofErr w:type="spellEnd"/>
-      <w:r>
-        <w:t xml:space="preserve"> </w:t>
-      </w:r>
-      <w:proofErr w:type="spellStart"/>
+        <w:t>source install/setup.bash</w:t>
+      </w:r>
+      <w:r>
+        <w:t xml:space="preserve"> і перевірила командою </w:t>
+      </w:r>
       <w:r>
         <w:rPr>
           <w:rStyle w:val="HTML1"/>
           <w:rFonts w:eastAsiaTheme="minorHAnsi"/>
         </w:rPr>
-        <w:t>motion_node</w:t>
-      </w:r>
-      <w:proofErr w:type="spellEnd"/>
-      <w:r>
-        <w:t xml:space="preserve">. Після цього перейшла в корінь </w:t>
-      </w:r>
-      <w:proofErr w:type="spellStart"/>
-      <w:r>
-        <w:t>workspace</w:t>
-      </w:r>
-      <w:proofErr w:type="spellEnd"/>
-      <w:r>
-        <w:t xml:space="preserve">, виконала </w:t>
-      </w:r>
-      <w:proofErr w:type="spellStart"/>
-      <w:r>
-        <w:rPr>
-          <w:rStyle w:val="HTML1"/>
-          <w:rFonts w:eastAsiaTheme="minorHAnsi"/>
-        </w:rPr>
-        <w:t>colcon</w:t>
-      </w:r>
-      <w:proofErr w:type="spellEnd"/>
-      <w:r>
-        <w:rPr>
-          <w:rStyle w:val="HTML1"/>
-          <w:rFonts w:eastAsiaTheme="minorHAnsi"/>
-        </w:rPr>
-        <w:t xml:space="preserve"> </w:t>
-      </w:r>
-      <w:proofErr w:type="spellStart"/>
-      <w:r>
-        <w:rPr>
-          <w:rStyle w:val="HTML1"/>
-          <w:rFonts w:eastAsiaTheme="minorHAnsi"/>
-        </w:rPr>
-        <w:t>build</w:t>
-      </w:r>
-      <w:proofErr w:type="spellEnd"/>
-      <w:r>
-        <w:t xml:space="preserve"> для зборки пакету, підключила результат через </w:t>
-      </w:r>
-      <w:proofErr w:type="spellStart"/>
-      <w:r>
-        <w:rPr>
-          <w:rStyle w:val="HTML1"/>
-          <w:rFonts w:eastAsiaTheme="minorHAnsi"/>
-        </w:rPr>
-        <w:t>source</w:t>
-      </w:r>
-      <w:proofErr w:type="spellEnd"/>
-      <w:r>
-        <w:rPr>
-          <w:rStyle w:val="HTML1"/>
-          <w:rFonts w:eastAsiaTheme="minorHAnsi"/>
-        </w:rPr>
-        <w:t xml:space="preserve"> </w:t>
-      </w:r>
-      <w:proofErr w:type="spellStart"/>
-      <w:r>
-        <w:rPr>
-          <w:rStyle w:val="HTML1"/>
-          <w:rFonts w:eastAsiaTheme="minorHAnsi"/>
-        </w:rPr>
-        <w:t>install</w:t>
-      </w:r>
-      <w:proofErr w:type="spellEnd"/>
-      <w:r>
-        <w:rPr>
-          <w:rStyle w:val="HTML1"/>
-          <w:rFonts w:eastAsiaTheme="minorHAnsi"/>
-        </w:rPr>
-        <w:t>/</w:t>
-      </w:r>
-      <w:proofErr w:type="spellStart"/>
-      <w:r>
-        <w:rPr>
-          <w:rStyle w:val="HTML1"/>
-          <w:rFonts w:eastAsiaTheme="minorHAnsi"/>
-        </w:rPr>
-        <w:t>setup.bash</w:t>
-      </w:r>
-      <w:proofErr w:type="spellEnd"/>
-      <w:r>
-        <w:t xml:space="preserve"> і перевірила командою </w:t>
-      </w:r>
-      <w:r>
-        <w:rPr>
-          <w:rStyle w:val="HTML1"/>
-          <w:rFonts w:eastAsiaTheme="minorHAnsi"/>
-        </w:rPr>
-        <w:t xml:space="preserve">ros2 </w:t>
-      </w:r>
-      <w:proofErr w:type="spellStart"/>
-      <w:r>
-        <w:rPr>
-          <w:rStyle w:val="HTML1"/>
-          <w:rFonts w:eastAsiaTheme="minorHAnsi"/>
-        </w:rPr>
-        <w:t>pkg</w:t>
-      </w:r>
-      <w:proofErr w:type="spellEnd"/>
-      <w:r>
-        <w:rPr>
-          <w:rStyle w:val="HTML1"/>
-          <w:rFonts w:eastAsiaTheme="minorHAnsi"/>
-        </w:rPr>
-        <w:t xml:space="preserve"> </w:t>
-      </w:r>
-      <w:proofErr w:type="spellStart"/>
-      <w:r>
-        <w:rPr>
-          <w:rStyle w:val="HTML1"/>
-          <w:rFonts w:eastAsiaTheme="minorHAnsi"/>
-        </w:rPr>
-        <w:t>list</w:t>
-      </w:r>
-      <w:proofErr w:type="spellEnd"/>
+        <w:t>ros2 pkg list</w:t>
+      </w:r>
       <w:r>
         <w:t>, що ROS2 бачить пакет</w:t>
       </w:r>
@@ -1494,7 +1105,6 @@
       <w:r>
         <w:t xml:space="preserve">Створення пакета </w:t>
       </w:r>
-      <w:proofErr w:type="spellStart"/>
       <w:r>
         <w:rPr>
           <w:rFonts w:ascii="Courier New" w:hAnsi="Courier New" w:cs="Courier New"/>
@@ -1503,7 +1113,6 @@
         </w:rPr>
         <w:t>motion_control</w:t>
       </w:r>
-      <w:proofErr w:type="spellEnd"/>
       <w:r>
         <w:rPr>
           <w:sz w:val="20"/>
@@ -1514,7 +1123,6 @@
       <w:r>
         <w:t xml:space="preserve">типу </w:t>
       </w:r>
-      <w:proofErr w:type="spellStart"/>
       <w:r>
         <w:rPr>
           <w:rFonts w:ascii="Courier New" w:hAnsi="Courier New" w:cs="Courier New"/>
@@ -1523,7 +1131,6 @@
         </w:rPr>
         <w:t>ament_python</w:t>
       </w:r>
-      <w:proofErr w:type="spellEnd"/>
     </w:p>
     <w:p>
       <w:pPr>
@@ -1608,15 +1215,7 @@
         <w:t xml:space="preserve">Рис. 3 - </w:t>
       </w:r>
       <w:r>
-        <w:t xml:space="preserve">Збирання </w:t>
-      </w:r>
-      <w:proofErr w:type="spellStart"/>
-      <w:r>
-        <w:t>workspace</w:t>
-      </w:r>
-      <w:proofErr w:type="spellEnd"/>
-      <w:r>
-        <w:t xml:space="preserve"> та перевірка встановлення пакета</w:t>
+        <w:t>Збирання workspace та перевірка встановлення пакета</w:t>
       </w:r>
     </w:p>
     <w:p>
@@ -1646,88 +1245,16 @@
           <w:bCs/>
           <w:lang w:eastAsia="uk-UA" w:bidi="as-IN"/>
         </w:rPr>
-        <w:t xml:space="preserve">3. Реалізація </w:t>
-      </w:r>
-      <w:proofErr w:type="spellStart"/>
-      <w:r>
-        <w:rPr>
-          <w:rFonts w:eastAsia="Times New Roman"/>
-          <w:b/>
-          <w:bCs/>
-          <w:lang w:eastAsia="uk-UA" w:bidi="as-IN"/>
-        </w:rPr>
-        <w:t>Motion</w:t>
-      </w:r>
-      <w:proofErr w:type="spellEnd"/>
-      <w:r>
-        <w:rPr>
-          <w:rFonts w:eastAsia="Times New Roman"/>
-          <w:b/>
-          <w:bCs/>
-          <w:lang w:eastAsia="uk-UA" w:bidi="as-IN"/>
-        </w:rPr>
-        <w:t xml:space="preserve"> </w:t>
-      </w:r>
-      <w:proofErr w:type="spellStart"/>
-      <w:r>
-        <w:rPr>
-          <w:rFonts w:eastAsia="Times New Roman"/>
-          <w:b/>
-          <w:bCs/>
-          <w:lang w:eastAsia="uk-UA" w:bidi="as-IN"/>
-        </w:rPr>
-        <w:t>Node</w:t>
-      </w:r>
-      <w:proofErr w:type="spellEnd"/>
+        <w:t>3. Реалізація Motion Node</w:t>
+      </w:r>
       <w:r>
         <w:rPr>
           <w:rFonts w:eastAsia="Times New Roman"/>
           <w:lang w:eastAsia="uk-UA" w:bidi="as-IN"/>
         </w:rPr>
         <w:br/>
-        <w:t xml:space="preserve">3.1. Створити </w:t>
-      </w:r>
-      <w:proofErr w:type="spellStart"/>
-      <w:r>
-        <w:rPr>
-          <w:rFonts w:eastAsia="Times New Roman"/>
-          <w:lang w:eastAsia="uk-UA" w:bidi="as-IN"/>
-        </w:rPr>
-        <w:t>ноду</w:t>
-      </w:r>
-      <w:proofErr w:type="spellEnd"/>
-      <w:r>
-        <w:rPr>
-          <w:rFonts w:eastAsia="Times New Roman"/>
-          <w:lang w:eastAsia="uk-UA" w:bidi="as-IN"/>
-        </w:rPr>
-        <w:t xml:space="preserve">, яка підписується на </w:t>
-      </w:r>
-      <w:proofErr w:type="spellStart"/>
-      <w:r>
-        <w:rPr>
-          <w:rFonts w:eastAsia="Times New Roman"/>
-          <w:lang w:eastAsia="uk-UA" w:bidi="as-IN"/>
-        </w:rPr>
-        <w:t>Topic</w:t>
-      </w:r>
-      <w:proofErr w:type="spellEnd"/>
-      <w:r>
-        <w:rPr>
-          <w:rFonts w:eastAsia="Times New Roman"/>
-          <w:lang w:eastAsia="uk-UA" w:bidi="as-IN"/>
-        </w:rPr>
-        <w:t>: /</w:t>
-      </w:r>
-      <w:proofErr w:type="spellStart"/>
-      <w:r>
-        <w:rPr>
-          <w:rFonts w:eastAsia="Times New Roman"/>
-          <w:lang w:eastAsia="uk-UA" w:bidi="as-IN"/>
-        </w:rPr>
-        <w:t>cmd_vel</w:t>
-      </w:r>
-      <w:proofErr w:type="spellEnd"/>
+        <w:t>3.1. Створити ноду, яка підписується на Topic: /cmd_vel</w:t>
+      </w:r>
     </w:p>
     <w:p>
       <w:pPr>
@@ -1752,33 +1279,11 @@
           <w:rStyle w:val="HTML1"/>
         </w:rPr>
       </w:pPr>
-      <w:proofErr w:type="spellStart"/>
-      <w:r>
-        <w:rPr>
-          <w:rStyle w:val="HTML1"/>
-        </w:rPr>
-        <w:t>self.subscription</w:t>
-      </w:r>
-      <w:proofErr w:type="spellEnd"/>
-      <w:r>
-        <w:rPr>
-          <w:rStyle w:val="HTML1"/>
-        </w:rPr>
-        <w:t xml:space="preserve"> = </w:t>
-      </w:r>
-      <w:proofErr w:type="spellStart"/>
-      <w:r>
-        <w:rPr>
-          <w:rStyle w:val="HTML1"/>
-        </w:rPr>
-        <w:t>self.create_subscription</w:t>
-      </w:r>
-      <w:proofErr w:type="spellEnd"/>
-      <w:r>
-        <w:rPr>
-          <w:rStyle w:val="HTML1"/>
-        </w:rPr>
-        <w:t>(</w:t>
+      <w:r>
+        <w:rPr>
+          <w:rStyle w:val="HTML1"/>
+        </w:rPr>
+        <w:t>self.subscription = self.create_subscription(</w:t>
       </w:r>
     </w:p>
     <w:p>
@@ -1792,21 +1297,7 @@
         <w:rPr>
           <w:rStyle w:val="HTML1"/>
         </w:rPr>
-        <w:t xml:space="preserve">    </w:t>
-      </w:r>
-      <w:proofErr w:type="spellStart"/>
-      <w:r>
-        <w:rPr>
-          <w:rStyle w:val="HTML1"/>
-        </w:rPr>
-        <w:t>Twist</w:t>
-      </w:r>
-      <w:proofErr w:type="spellEnd"/>
-      <w:r>
-        <w:rPr>
-          <w:rStyle w:val="HTML1"/>
-        </w:rPr>
-        <w:t>,</w:t>
+        <w:t xml:space="preserve">    Twist,</w:t>
       </w:r>
     </w:p>
     <w:p>
@@ -1820,21 +1311,7 @@
         <w:rPr>
           <w:rStyle w:val="HTML1"/>
         </w:rPr>
-        <w:t xml:space="preserve">    '/</w:t>
-      </w:r>
-      <w:proofErr w:type="spellStart"/>
-      <w:r>
-        <w:rPr>
-          <w:rStyle w:val="HTML1"/>
-        </w:rPr>
-        <w:t>cmd_vel</w:t>
-      </w:r>
-      <w:proofErr w:type="spellEnd"/>
-      <w:r>
-        <w:rPr>
-          <w:rStyle w:val="HTML1"/>
-        </w:rPr>
-        <w:t>',</w:t>
+        <w:t xml:space="preserve">    '/cmd_vel',</w:t>
       </w:r>
     </w:p>
     <w:p>
@@ -1848,21 +1325,7 @@
         <w:rPr>
           <w:rStyle w:val="HTML1"/>
         </w:rPr>
-        <w:t xml:space="preserve">    </w:t>
-      </w:r>
-      <w:proofErr w:type="spellStart"/>
-      <w:r>
-        <w:rPr>
-          <w:rStyle w:val="HTML1"/>
-        </w:rPr>
-        <w:t>self.cmd_vel_callback</w:t>
-      </w:r>
-      <w:proofErr w:type="spellEnd"/>
-      <w:r>
-        <w:rPr>
-          <w:rStyle w:val="HTML1"/>
-        </w:rPr>
-        <w:t>,</w:t>
+        <w:t xml:space="preserve">    self.cmd_vel_callback,</w:t>
       </w:r>
     </w:p>
     <w:p>
@@ -1910,108 +1373,108 @@
         <w:rPr>
           <w:rStyle w:val="HTML1"/>
         </w:rPr>
-        <w:t>'/</w:t>
-      </w:r>
-      <w:proofErr w:type="spellStart"/>
-      <w:r>
-        <w:rPr>
-          <w:rStyle w:val="HTML1"/>
-        </w:rPr>
-        <w:t>cmd_vel</w:t>
-      </w:r>
-      <w:proofErr w:type="spellEnd"/>
-      <w:r>
-        <w:rPr>
-          <w:rStyle w:val="HTML1"/>
-        </w:rPr>
-        <w:t>'</w:t>
+        <w:t>'/cmd_vel'</w:t>
       </w:r>
       <w:r>
         <w:t xml:space="preserve"> — </w:t>
       </w:r>
-      <w:proofErr w:type="spellStart"/>
       <w:r>
         <w:rPr>
           <w:sz w:val="28"/>
           <w:szCs w:val="28"/>
         </w:rPr>
-        <w:t>топік</w:t>
-      </w:r>
-      <w:proofErr w:type="spellEnd"/>
+        <w:t xml:space="preserve">топік, на який підписується нода, </w:t>
+      </w:r>
+      <w:r>
+        <w:rPr>
+          <w:rStyle w:val="HTML1"/>
+        </w:rPr>
+        <w:t>Twist</w:t>
+      </w:r>
+      <w:r>
+        <w:t xml:space="preserve"> — </w:t>
+      </w:r>
       <w:r>
         <w:rPr>
           <w:sz w:val="28"/>
           <w:szCs w:val="28"/>
         </w:rPr>
-        <w:t xml:space="preserve">, на який підписується </w:t>
-      </w:r>
-      <w:proofErr w:type="spellStart"/>
+        <w:t>тип повідомлення, а</w:t>
+      </w:r>
+      <w:r>
+        <w:t xml:space="preserve"> </w:t>
+      </w:r>
+      <w:r>
+        <w:rPr>
+          <w:rStyle w:val="HTML1"/>
+        </w:rPr>
+        <w:t>self.cmd_vel_callback</w:t>
+      </w:r>
+      <w:r>
+        <w:t xml:space="preserve"> </w:t>
+      </w:r>
       <w:r>
         <w:rPr>
           <w:sz w:val="28"/>
           <w:szCs w:val="28"/>
         </w:rPr>
-        <w:t>нода</w:t>
-      </w:r>
-      <w:proofErr w:type="spellEnd"/>
+        <w:t xml:space="preserve">— функція, яка викликається після отримання нового повідомлення. Число </w:t>
+      </w:r>
+      <w:r>
+        <w:rPr>
+          <w:rStyle w:val="HTML1"/>
+        </w:rPr>
+        <w:t>10</w:t>
+      </w:r>
       <w:r>
         <w:rPr>
           <w:sz w:val="28"/>
           <w:szCs w:val="28"/>
         </w:rPr>
-        <w:t xml:space="preserve">, </w:t>
-      </w:r>
-      <w:proofErr w:type="spellStart"/>
-      <w:r>
-        <w:rPr>
-          <w:rStyle w:val="HTML1"/>
-        </w:rPr>
-        <w:t>Twist</w:t>
-      </w:r>
-      <w:proofErr w:type="spellEnd"/>
-      <w:r>
-        <w:t xml:space="preserve"> — </w:t>
-      </w:r>
-      <w:r>
+        <w:t xml:space="preserve"> задає розмір черги повідомлень.</w:t>
+      </w:r>
+    </w:p>
+    <w:p>
+      <w:pPr>
+        <w:pStyle w:val="isselectedend"/>
         <w:rPr>
           <w:sz w:val="28"/>
           <w:szCs w:val="28"/>
         </w:rPr>
-        <w:t>тип повідомлення, а</w:t>
-      </w:r>
-      <w:r>
-        <w:t xml:space="preserve"> </w:t>
-      </w:r>
-      <w:proofErr w:type="spellStart"/>
-      <w:r>
-        <w:rPr>
-          <w:rStyle w:val="HTML1"/>
-        </w:rPr>
-        <w:t>self.cmd_vel_callback</w:t>
-      </w:r>
-      <w:proofErr w:type="spellEnd"/>
-      <w:r>
-        <w:t xml:space="preserve"> </w:t>
-      </w:r>
+      </w:pPr>
       <w:r>
         <w:rPr>
           <w:sz w:val="28"/>
           <w:szCs w:val="28"/>
         </w:rPr>
-        <w:t xml:space="preserve">— функція, яка викликається після отримання нового повідомлення. Число </w:t>
-      </w:r>
-      <w:r>
-        <w:rPr>
-          <w:rStyle w:val="HTML1"/>
-        </w:rPr>
-        <w:t>10</w:t>
+        <w:t xml:space="preserve">Для роботи з повідомленням </w:t>
+      </w:r>
+      <w:r>
+        <w:rPr>
+          <w:rStyle w:val="HTML1"/>
+        </w:rPr>
+        <w:t>Twist</w:t>
+      </w:r>
+      <w:r>
+        <w:t xml:space="preserve"> </w:t>
       </w:r>
       <w:r>
         <w:rPr>
           <w:sz w:val="28"/>
           <w:szCs w:val="28"/>
         </w:rPr>
-        <w:t xml:space="preserve"> задає розмір черги повідомлень.</w:t>
+        <w:t>використовується імпорт:</w:t>
+      </w:r>
+    </w:p>
+    <w:p>
+      <w:pPr>
+        <w:pStyle w:val="HTML"/>
+      </w:pPr>
+      <w:r>
+        <w:rPr>
+          <w:rStyle w:val="HTML1"/>
+        </w:rPr>
+        <w:t>from geometry_msgs.msg import Twist</w:t>
       </w:r>
     </w:p>
     <w:p>
@@ -2027,278 +1490,109 @@
           <w:sz w:val="28"/>
           <w:szCs w:val="28"/>
         </w:rPr>
-        <w:t xml:space="preserve">Для роботи з повідомленням </w:t>
-      </w:r>
-      <w:proofErr w:type="spellStart"/>
-      <w:r>
-        <w:rPr>
-          <w:rStyle w:val="HTML1"/>
-        </w:rPr>
-        <w:t>Twist</w:t>
-      </w:r>
-      <w:proofErr w:type="spellEnd"/>
-      <w:r>
-        <w:t xml:space="preserve"> </w:t>
-      </w:r>
-      <w:r>
+        <w:t>У callback-функції з отриманого повідомлення беруться необхідні для роботи значення:</w:t>
+      </w:r>
+    </w:p>
+    <w:p>
+      <w:pPr>
+        <w:pStyle w:val="HTML"/>
+        <w:rPr>
+          <w:rStyle w:val="HTML1"/>
+        </w:rPr>
+      </w:pPr>
+      <w:r>
+        <w:rPr>
+          <w:rStyle w:val="HTML1"/>
+        </w:rPr>
+        <w:t>linear_x = msg.linear.x</w:t>
+      </w:r>
+    </w:p>
+    <w:p>
+      <w:pPr>
+        <w:pStyle w:val="HTML"/>
+      </w:pPr>
+      <w:r>
+        <w:rPr>
+          <w:rStyle w:val="HTML1"/>
+        </w:rPr>
+        <w:t>angular_z = msg.angular.z</w:t>
+      </w:r>
+    </w:p>
+    <w:p>
+      <w:pPr>
+        <w:pStyle w:val="a4"/>
         <w:rPr>
           <w:sz w:val="28"/>
           <w:szCs w:val="28"/>
         </w:rPr>
-        <w:t>використовується імпорт:</w:t>
-      </w:r>
-    </w:p>
-    <w:p>
-      <w:pPr>
-        <w:pStyle w:val="HTML"/>
-      </w:pPr>
-      <w:proofErr w:type="spellStart"/>
-      <w:r>
-        <w:rPr>
-          <w:rStyle w:val="HTML1"/>
-        </w:rPr>
-        <w:t>from</w:t>
-      </w:r>
-      <w:proofErr w:type="spellEnd"/>
-      <w:r>
-        <w:rPr>
-          <w:rStyle w:val="HTML1"/>
-        </w:rPr>
-        <w:t xml:space="preserve"> geometry_msgs.msg </w:t>
-      </w:r>
-      <w:proofErr w:type="spellStart"/>
-      <w:r>
-        <w:rPr>
-          <w:rStyle w:val="HTML1"/>
-        </w:rPr>
-        <w:t>import</w:t>
-      </w:r>
-      <w:proofErr w:type="spellEnd"/>
-      <w:r>
-        <w:rPr>
-          <w:rStyle w:val="HTML1"/>
-        </w:rPr>
+      </w:pPr>
+      <w:r>
+        <w:rPr>
+          <w:rStyle w:val="HTML1"/>
+        </w:rPr>
+        <w:t>linear.x</w:t>
+      </w:r>
+      <w:r>
         <w:t xml:space="preserve"> </w:t>
       </w:r>
-      <w:proofErr w:type="spellStart"/>
-      <w:r>
-        <w:rPr>
-          <w:rStyle w:val="HTML1"/>
-        </w:rPr>
-        <w:t>Twist</w:t>
-      </w:r>
-      <w:proofErr w:type="spellEnd"/>
-    </w:p>
-    <w:p>
-      <w:pPr>
-        <w:pStyle w:val="isselectedend"/>
+      <w:r>
         <w:rPr>
           <w:sz w:val="28"/>
           <w:szCs w:val="28"/>
         </w:rPr>
-      </w:pPr>
+        <w:t xml:space="preserve">відповідає за лінійну швидкість робота, а </w:t>
+      </w:r>
+      <w:r>
+        <w:rPr>
+          <w:rStyle w:val="HTML1"/>
+        </w:rPr>
+        <w:t>angular.z</w:t>
+      </w:r>
+      <w:r>
+        <w:t xml:space="preserve"> — </w:t>
+      </w:r>
       <w:r>
         <w:rPr>
           <w:sz w:val="28"/>
           <w:szCs w:val="28"/>
         </w:rPr>
-        <w:t xml:space="preserve">У </w:t>
-      </w:r>
-      <w:proofErr w:type="spellStart"/>
+        <w:t>за кутову швидкість, тобто швидкість його повороту.</w:t>
+      </w:r>
+    </w:p>
+    <w:p>
+      <w:pPr>
+        <w:spacing w:after="0" w:line="240" w:lineRule="auto"/>
+        <w:rPr>
+          <w:rFonts w:eastAsia="Times New Roman"/>
+          <w:lang w:eastAsia="uk-UA" w:bidi="as-IN"/>
+        </w:rPr>
+      </w:pPr>
+      <w:r>
+        <w:rPr>
+          <w:rFonts w:eastAsia="Times New Roman"/>
+          <w:lang w:eastAsia="uk-UA" w:bidi="as-IN"/>
+        </w:rPr>
+        <w:t>3.2. Використати тип повідомлення: geometry_msgs/msg/Twist</w:t>
+      </w:r>
+    </w:p>
+    <w:p>
+      <w:pPr>
+        <w:pStyle w:val="pdq2pgselectionanchorcontainer"/>
+      </w:pPr>
       <w:r>
         <w:rPr>
           <w:sz w:val="28"/>
           <w:szCs w:val="28"/>
         </w:rPr>
-        <w:t>callback</w:t>
-      </w:r>
-      <w:proofErr w:type="spellEnd"/>
+        <w:t>На початку:</w:t>
+      </w:r>
       <w:r>
         <w:rPr>
           <w:sz w:val="28"/>
           <w:szCs w:val="28"/>
         </w:rPr>
-        <w:t>-функції з отриманого повідомлення беруться необхідні для роботи значення:</w:t>
-      </w:r>
-    </w:p>
-    <w:p>
-      <w:pPr>
-        <w:pStyle w:val="HTML"/>
-        <w:rPr>
-          <w:rStyle w:val="HTML1"/>
-        </w:rPr>
-      </w:pPr>
-      <w:proofErr w:type="spellStart"/>
-      <w:r>
-        <w:rPr>
-          <w:rStyle w:val="HTML1"/>
-        </w:rPr>
-        <w:t>linear_x</w:t>
-      </w:r>
-      <w:proofErr w:type="spellEnd"/>
-      <w:r>
-        <w:rPr>
-          <w:rStyle w:val="HTML1"/>
-        </w:rPr>
-        <w:t xml:space="preserve"> = </w:t>
-      </w:r>
-      <w:proofErr w:type="spellStart"/>
-      <w:r>
-        <w:rPr>
-          <w:rStyle w:val="HTML1"/>
-        </w:rPr>
-        <w:t>msg.linear.x</w:t>
-      </w:r>
-      <w:proofErr w:type="spellEnd"/>
-    </w:p>
-    <w:p>
-      <w:pPr>
-        <w:pStyle w:val="HTML"/>
-      </w:pPr>
-      <w:proofErr w:type="spellStart"/>
-      <w:r>
-        <w:rPr>
-          <w:rStyle w:val="HTML1"/>
-        </w:rPr>
-        <w:t>angular_z</w:t>
-      </w:r>
-      <w:proofErr w:type="spellEnd"/>
-      <w:r>
-        <w:rPr>
-          <w:rStyle w:val="HTML1"/>
-        </w:rPr>
-        <w:t xml:space="preserve"> = </w:t>
-      </w:r>
-      <w:proofErr w:type="spellStart"/>
-      <w:r>
-        <w:rPr>
-          <w:rStyle w:val="HTML1"/>
-        </w:rPr>
-        <w:t>msg.angular.z</w:t>
-      </w:r>
-      <w:proofErr w:type="spellEnd"/>
-    </w:p>
-    <w:p>
-      <w:pPr>
-        <w:pStyle w:val="a4"/>
-        <w:rPr>
-          <w:sz w:val="28"/>
-          <w:szCs w:val="28"/>
-        </w:rPr>
-      </w:pPr>
-      <w:proofErr w:type="spellStart"/>
-      <w:r>
-        <w:rPr>
-          <w:rStyle w:val="HTML1"/>
-        </w:rPr>
-        <w:t>linear.x</w:t>
-      </w:r>
-      <w:proofErr w:type="spellEnd"/>
-      <w:r>
         <w:t xml:space="preserve"> </w:t>
       </w:r>
-      <w:r>
-        <w:rPr>
-          <w:sz w:val="28"/>
-          <w:szCs w:val="28"/>
-        </w:rPr>
-        <w:t xml:space="preserve">відповідає за лінійну швидкість робота, а </w:t>
-      </w:r>
-      <w:proofErr w:type="spellStart"/>
-      <w:r>
-        <w:rPr>
-          <w:rStyle w:val="HTML1"/>
-        </w:rPr>
-        <w:t>angular.z</w:t>
-      </w:r>
-      <w:proofErr w:type="spellEnd"/>
-      <w:r>
-        <w:t xml:space="preserve"> — </w:t>
-      </w:r>
-      <w:r>
-        <w:rPr>
-          <w:sz w:val="28"/>
-          <w:szCs w:val="28"/>
-        </w:rPr>
-        <w:t>за кутову швидкість, тобто швидкість його повороту.</w:t>
-      </w:r>
-    </w:p>
-    <w:p>
-      <w:pPr>
-        <w:spacing w:after="0" w:line="240" w:lineRule="auto"/>
-        <w:rPr>
-          <w:rFonts w:eastAsia="Times New Roman"/>
-          <w:lang w:eastAsia="uk-UA" w:bidi="as-IN"/>
-        </w:rPr>
-      </w:pPr>
-      <w:r>
-        <w:rPr>
-          <w:rFonts w:eastAsia="Times New Roman"/>
-          <w:lang w:eastAsia="uk-UA" w:bidi="as-IN"/>
-        </w:rPr>
-        <w:t xml:space="preserve">3.2. Використати тип повідомлення: </w:t>
-      </w:r>
-      <w:proofErr w:type="spellStart"/>
-      <w:r>
-        <w:rPr>
-          <w:rFonts w:eastAsia="Times New Roman"/>
-          <w:lang w:eastAsia="uk-UA" w:bidi="as-IN"/>
-        </w:rPr>
-        <w:t>geometry_msgs</w:t>
-      </w:r>
-      <w:proofErr w:type="spellEnd"/>
-      <w:r>
-        <w:rPr>
-          <w:rFonts w:eastAsia="Times New Roman"/>
-          <w:lang w:eastAsia="uk-UA" w:bidi="as-IN"/>
-        </w:rPr>
-        <w:t>/</w:t>
-      </w:r>
-      <w:proofErr w:type="spellStart"/>
-      <w:r>
-        <w:rPr>
-          <w:rFonts w:eastAsia="Times New Roman"/>
-          <w:lang w:eastAsia="uk-UA" w:bidi="as-IN"/>
-        </w:rPr>
-        <w:t>msg</w:t>
-      </w:r>
-      <w:proofErr w:type="spellEnd"/>
-      <w:r>
-        <w:rPr>
-          <w:rFonts w:eastAsia="Times New Roman"/>
-          <w:lang w:eastAsia="uk-UA" w:bidi="as-IN"/>
-        </w:rPr>
-        <w:t>/</w:t>
-      </w:r>
-      <w:proofErr w:type="spellStart"/>
-      <w:r>
-        <w:rPr>
-          <w:rFonts w:eastAsia="Times New Roman"/>
-          <w:lang w:eastAsia="uk-UA" w:bidi="as-IN"/>
-        </w:rPr>
-        <w:t>Twist</w:t>
-      </w:r>
-      <w:proofErr w:type="spellEnd"/>
-    </w:p>
-    <w:p>
-      <w:pPr>
-        <w:pStyle w:val="pdq2pgselectionanchorcontainer"/>
-      </w:pPr>
-      <w:r>
-        <w:rPr>
-          <w:sz w:val="28"/>
-          <w:szCs w:val="28"/>
-        </w:rPr>
-        <w:t>На початку:</w:t>
-      </w:r>
-      <w:r>
-        <w:rPr>
-          <w:sz w:val="28"/>
-          <w:szCs w:val="28"/>
-        </w:rPr>
-        <w:t xml:space="preserve"> </w:t>
-      </w:r>
-      <w:proofErr w:type="spellStart"/>
       <w:r>
         <w:rPr>
           <w:rStyle w:val="g"/>
@@ -2308,7 +1602,6 @@
         </w:rPr>
         <w:t>from</w:t>
       </w:r>
-      <w:proofErr w:type="spellEnd"/>
       <w:r>
         <w:rPr>
           <w:rStyle w:val="HTML1"/>
@@ -2352,7 +1645,6 @@
         </w:rPr>
         <w:t xml:space="preserve"> </w:t>
       </w:r>
-      <w:proofErr w:type="spellStart"/>
       <w:r>
         <w:rPr>
           <w:rStyle w:val="g"/>
@@ -2362,7 +1654,6 @@
         </w:rPr>
         <w:t>import</w:t>
       </w:r>
-      <w:proofErr w:type="spellEnd"/>
       <w:r>
         <w:rPr>
           <w:rStyle w:val="HTML1"/>
@@ -2371,7 +1662,6 @@
         </w:rPr>
         <w:t xml:space="preserve"> </w:t>
       </w:r>
-      <w:proofErr w:type="spellStart"/>
       <w:r>
         <w:rPr>
           <w:rStyle w:val="m"/>
@@ -2381,7 +1671,6 @@
         </w:rPr>
         <w:t>Twist</w:t>
       </w:r>
-      <w:proofErr w:type="spellEnd"/>
     </w:p>
     <w:p>
       <w:pPr>
@@ -2404,7 +1693,6 @@
         </w:rPr>
         <w:t xml:space="preserve"> </w:t>
       </w:r>
-      <w:proofErr w:type="spellStart"/>
       <w:r>
         <w:rPr>
           <w:rStyle w:val="m"/>
@@ -2414,7 +1702,6 @@
         </w:rPr>
         <w:t>Twist</w:t>
       </w:r>
-      <w:proofErr w:type="spellEnd"/>
       <w:r>
         <w:rPr>
           <w:rStyle w:val="HTML1"/>
@@ -2448,42 +1735,12 @@
         </w:rPr>
         <w:t xml:space="preserve"> </w:t>
       </w:r>
-      <w:proofErr w:type="spellStart"/>
-      <w:r>
-        <w:rPr>
-          <w:rStyle w:val="HTML1"/>
-        </w:rPr>
-        <w:t>geometry_msgs</w:t>
-      </w:r>
-      <w:proofErr w:type="spellEnd"/>
-      <w:r>
-        <w:rPr>
-          <w:rStyle w:val="HTML1"/>
-        </w:rPr>
-        <w:t>/</w:t>
-      </w:r>
-      <w:proofErr w:type="spellStart"/>
-      <w:r>
-        <w:rPr>
-          <w:rStyle w:val="HTML1"/>
-        </w:rPr>
-        <w:t>msg</w:t>
-      </w:r>
-      <w:proofErr w:type="spellEnd"/>
-      <w:r>
-        <w:rPr>
-          <w:rStyle w:val="HTML1"/>
-        </w:rPr>
-        <w:t>/</w:t>
-      </w:r>
-      <w:proofErr w:type="spellStart"/>
-      <w:r>
-        <w:rPr>
-          <w:rStyle w:val="HTML1"/>
-        </w:rPr>
-        <w:t>Twist</w:t>
-      </w:r>
-      <w:proofErr w:type="spellEnd"/>
+      <w:r>
+        <w:rPr>
+          <w:rStyle w:val="HTML1"/>
+        </w:rPr>
+        <w:t>geometry_msgs/msg/Twist</w:t>
+      </w:r>
     </w:p>
     <w:p>
       <w:pPr>
@@ -2513,103 +1770,67 @@
           <w:sz w:val="28"/>
           <w:szCs w:val="28"/>
         </w:rPr>
-        <w:t xml:space="preserve">У </w:t>
-      </w:r>
-      <w:proofErr w:type="spellStart"/>
+        <w:t>У ноді встановлено максимальні значення швидкості:</w:t>
+      </w:r>
+    </w:p>
+    <w:p>
+      <w:pPr>
+        <w:pStyle w:val="HTML"/>
+        <w:rPr>
+          <w:rStyle w:val="HTML1"/>
+        </w:rPr>
+      </w:pPr>
+      <w:r>
+        <w:rPr>
+          <w:rStyle w:val="HTML1"/>
+        </w:rPr>
+        <w:t>self.max_linear_speed = 1.0</w:t>
+      </w:r>
+    </w:p>
+    <w:p>
+      <w:pPr>
+        <w:pStyle w:val="HTML"/>
+      </w:pPr>
+      <w:r>
+        <w:rPr>
+          <w:rStyle w:val="HTML1"/>
+        </w:rPr>
+        <w:t>self.max_angular_speed = 1.0</w:t>
+      </w:r>
+    </w:p>
+    <w:p>
+      <w:pPr>
+        <w:pStyle w:val="isselectedend"/>
+      </w:pPr>
       <w:r>
         <w:rPr>
           <w:sz w:val="28"/>
           <w:szCs w:val="28"/>
         </w:rPr>
-        <w:t>ноді</w:t>
-      </w:r>
-      <w:proofErr w:type="spellEnd"/>
+        <w:t xml:space="preserve">Під час отримання команди програма перевіряє, чи не перевищують </w:t>
+      </w:r>
+      <w:r>
+        <w:rPr>
+          <w:rStyle w:val="HTML1"/>
+        </w:rPr>
+        <w:t>linear.x</w:t>
+      </w:r>
+      <w:r>
+        <w:t xml:space="preserve"> </w:t>
+      </w:r>
       <w:r>
         <w:rPr>
           <w:sz w:val="28"/>
           <w:szCs w:val="28"/>
         </w:rPr>
-        <w:t xml:space="preserve"> встановлено максимальні значення швидкості:</w:t>
-      </w:r>
-    </w:p>
-    <w:p>
-      <w:pPr>
-        <w:pStyle w:val="HTML"/>
-        <w:rPr>
-          <w:rStyle w:val="HTML1"/>
-        </w:rPr>
-      </w:pPr>
-      <w:proofErr w:type="spellStart"/>
-      <w:r>
-        <w:rPr>
-          <w:rStyle w:val="HTML1"/>
-        </w:rPr>
-        <w:t>self.max_linear_speed</w:t>
-      </w:r>
-      <w:proofErr w:type="spellEnd"/>
-      <w:r>
-        <w:rPr>
-          <w:rStyle w:val="HTML1"/>
-        </w:rPr>
-        <w:t xml:space="preserve"> = 1.0</w:t>
-      </w:r>
-    </w:p>
-    <w:p>
-      <w:pPr>
-        <w:pStyle w:val="HTML"/>
-      </w:pPr>
-      <w:proofErr w:type="spellStart"/>
-      <w:r>
-        <w:rPr>
-          <w:rStyle w:val="HTML1"/>
-        </w:rPr>
-        <w:t>self.max_angular_speed</w:t>
-      </w:r>
-      <w:proofErr w:type="spellEnd"/>
-      <w:r>
-        <w:rPr>
-          <w:rStyle w:val="HTML1"/>
-        </w:rPr>
-        <w:t xml:space="preserve"> = 1.0</w:t>
-      </w:r>
-    </w:p>
-    <w:p>
-      <w:pPr>
-        <w:pStyle w:val="isselectedend"/>
-      </w:pPr>
-      <w:r>
-        <w:rPr>
-          <w:sz w:val="28"/>
-          <w:szCs w:val="28"/>
-        </w:rPr>
-        <w:t xml:space="preserve">Під час отримання команди програма перевіряє, чи не перевищують </w:t>
-      </w:r>
-      <w:proofErr w:type="spellStart"/>
-      <w:r>
-        <w:rPr>
-          <w:rStyle w:val="HTML1"/>
-        </w:rPr>
-        <w:t>linear.x</w:t>
-      </w:r>
-      <w:proofErr w:type="spellEnd"/>
-      <w:r>
-        <w:t xml:space="preserve"> </w:t>
-      </w:r>
-      <w:r>
-        <w:rPr>
-          <w:sz w:val="28"/>
-          <w:szCs w:val="28"/>
-        </w:rPr>
         <w:t xml:space="preserve">та </w:t>
       </w:r>
-      <w:proofErr w:type="spellStart"/>
       <w:r>
         <w:rPr>
           <w:rStyle w:val="HTML1"/>
         </w:rPr>
         <w:t>angular.z</w:t>
       </w:r>
-      <w:proofErr w:type="spellEnd"/>
       <w:r>
         <w:t xml:space="preserve"> </w:t>
       </w:r>
@@ -2645,23 +1866,7 @@
           <w:sz w:val="28"/>
           <w:szCs w:val="28"/>
         </w:rPr>
-        <w:t xml:space="preserve">Таким чином, </w:t>
-      </w:r>
-      <w:proofErr w:type="spellStart"/>
-      <w:r>
-        <w:rPr>
-          <w:sz w:val="28"/>
-          <w:szCs w:val="28"/>
-        </w:rPr>
-        <w:t>нода</w:t>
-      </w:r>
-      <w:proofErr w:type="spellEnd"/>
-      <w:r>
-        <w:rPr>
-          <w:sz w:val="28"/>
-          <w:szCs w:val="28"/>
-        </w:rPr>
-        <w:t xml:space="preserve"> не просто отримує команди, а додатково перевіряє їх перед подальшою обробкою.</w:t>
+        <w:t>Таким чином, нода не просто отримує команди, а додатково перевіряє їх перед подальшою обробкою.</w:t>
       </w:r>
     </w:p>
     <w:p>
@@ -2865,7 +2070,6 @@
       <w:r>
         <w:t xml:space="preserve">ініціалізації </w:t>
       </w:r>
-      <w:proofErr w:type="spellStart"/>
       <w:r>
         <w:rPr>
           <w:rFonts w:ascii="Courier New" w:hAnsi="Courier New" w:cs="Courier New"/>
@@ -2874,19 +2078,9 @@
         </w:rPr>
         <w:t>MotionNode</w:t>
       </w:r>
-      <w:proofErr w:type="spellEnd"/>
-      <w:r>
-        <w:t xml:space="preserve"> та створення підписки на </w:t>
-      </w:r>
-      <w:proofErr w:type="spellStart"/>
-      <w:r>
-        <w:t>топік</w:t>
-      </w:r>
-      <w:proofErr w:type="spellEnd"/>
-      <w:r>
-        <w:t xml:space="preserve"> /</w:t>
-      </w:r>
-      <w:proofErr w:type="spellStart"/>
+      <w:r>
+        <w:t xml:space="preserve"> та створення підписки на топік /</w:t>
+      </w:r>
       <w:r>
         <w:rPr>
           <w:rFonts w:ascii="Courier New" w:hAnsi="Courier New" w:cs="Courier New"/>
@@ -2895,7 +2089,6 @@
         </w:rPr>
         <w:t>cmd_vel</w:t>
       </w:r>
-      <w:proofErr w:type="spellEnd"/>
     </w:p>
     <w:p>
       <w:pPr>
@@ -2975,7 +2168,6 @@
       <w:r>
         <w:t xml:space="preserve">Повторне збирання пакета </w:t>
       </w:r>
-      <w:proofErr w:type="spellStart"/>
       <w:r>
         <w:rPr>
           <w:rFonts w:ascii="Courier New" w:hAnsi="Courier New" w:cs="Courier New"/>
@@ -2984,7 +2176,6 @@
         </w:rPr>
         <w:t>motion_control</w:t>
       </w:r>
-      <w:proofErr w:type="spellEnd"/>
       <w:r>
         <w:rPr>
           <w:sz w:val="20"/>
@@ -3034,19 +2225,9 @@
         </w:rPr>
         <w:t xml:space="preserve"> </w:t>
       </w:r>
-      <w:proofErr w:type="spellStart"/>
-      <w:r>
-        <w:t>Логування</w:t>
-      </w:r>
-      <w:proofErr w:type="spellEnd"/>
-      <w:r>
-        <w:t xml:space="preserve"> та перевірка роботи </w:t>
-      </w:r>
-      <w:proofErr w:type="spellStart"/>
-      <w:r>
-        <w:t>ноди</w:t>
-      </w:r>
-      <w:proofErr w:type="spellEnd"/>
+      <w:r>
+        <w:t>Логування та перевірка роботи ноди</w:t>
+      </w:r>
       <w:r>
         <w:rPr>
           <w:rFonts w:eastAsia="Times New Roman"/>
@@ -3078,16 +2259,102 @@
         </w:rPr>
       </w:pPr>
       <w:r>
-        <w:t xml:space="preserve">Для виведення інформації використовується ROS2 </w:t>
-      </w:r>
-      <w:proofErr w:type="spellStart"/>
-      <w:r>
-        <w:t>logger</w:t>
-      </w:r>
-      <w:proofErr w:type="spellEnd"/>
-      <w:r>
+        <w:t>Для виведення інформації використовується ROS2 logger:</w:t>
+      </w:r>
+    </w:p>
+    <w:p>
+      <w:pPr>
+        <w:pStyle w:val="HTML"/>
+        <w:rPr>
+          <w:rStyle w:val="HTML1"/>
+        </w:rPr>
+      </w:pPr>
+      <w:r>
+        <w:rPr>
+          <w:rStyle w:val="m"/>
+        </w:rPr>
+        <w:t>self</w:t>
+      </w:r>
+      <w:r>
+        <w:rPr>
+          <w:rStyle w:val="g"/>
+        </w:rPr>
+        <w:t>.</w:t>
+      </w:r>
+      <w:r>
+        <w:rPr>
+          <w:rStyle w:val="HTML1"/>
+        </w:rPr>
+        <w:t>get_logger()</w:t>
+      </w:r>
+      <w:r>
+        <w:rPr>
+          <w:rStyle w:val="g"/>
+        </w:rPr>
+        <w:t>.</w:t>
+      </w:r>
+      <w:r>
+        <w:rPr>
+          <w:rStyle w:val="HTML1"/>
+        </w:rPr>
+        <w:t>info(</w:t>
+      </w:r>
+    </w:p>
+    <w:p>
+      <w:pPr>
+        <w:pStyle w:val="HTML"/>
+        <w:rPr>
+          <w:rStyle w:val="HTML1"/>
+        </w:rPr>
+      </w:pPr>
+      <w:r>
+        <w:rPr>
+          <w:rStyle w:val="HTML1"/>
+        </w:rPr>
+        <w:t xml:space="preserve">    </w:t>
+      </w:r>
+      <w:r>
+        <w:rPr>
+          <w:rStyle w:val="k"/>
+        </w:rPr>
+        <w:t>f'Received: linear.x=</w:t>
+      </w:r>
+      <w:r>
+        <w:rPr>
+          <w:rStyle w:val="HTML1"/>
+        </w:rPr>
+        <w:t>{</w:t>
+      </w:r>
+      <w:r>
+        <w:rPr>
+          <w:rStyle w:val="m"/>
+        </w:rPr>
+        <w:t>linear_x</w:t>
+      </w:r>
+      <w:r>
+        <w:rPr>
+          <w:rStyle w:val="HTML1"/>
+        </w:rPr>
         <w:t>:</w:t>
       </w:r>
+      <w:r>
+        <w:rPr>
+          <w:rStyle w:val="g"/>
+        </w:rPr>
+        <w:t>.2f</w:t>
+      </w:r>
+      <w:r>
+        <w:rPr>
+          <w:rStyle w:val="HTML1"/>
+        </w:rPr>
+        <w:t>}</w:t>
+      </w:r>
+      <w:r>
+        <w:rPr>
+          <w:rStyle w:val="k"/>
+        </w:rPr>
+        <w:t>, '</w:t>
+      </w:r>
     </w:p>
     <w:p>
       <w:pPr>
@@ -3096,198 +2363,58 @@
           <w:rStyle w:val="HTML1"/>
         </w:rPr>
       </w:pPr>
-      <w:proofErr w:type="spellStart"/>
+      <w:r>
+        <w:rPr>
+          <w:rStyle w:val="HTML1"/>
+        </w:rPr>
+        <w:t xml:space="preserve">    </w:t>
+      </w:r>
+      <w:r>
+        <w:rPr>
+          <w:rStyle w:val="k"/>
+        </w:rPr>
+        <w:t>f'angular.z=</w:t>
+      </w:r>
+      <w:r>
+        <w:rPr>
+          <w:rStyle w:val="HTML1"/>
+        </w:rPr>
+        <w:t>{</w:t>
+      </w:r>
       <w:r>
         <w:rPr>
           <w:rStyle w:val="m"/>
         </w:rPr>
-        <w:t>self</w:t>
+        <w:t>angular_z</w:t>
+      </w:r>
+      <w:r>
+        <w:rPr>
+          <w:rStyle w:val="HTML1"/>
+        </w:rPr>
+        <w:t>:</w:t>
       </w:r>
       <w:r>
         <w:rPr>
           <w:rStyle w:val="g"/>
         </w:rPr>
-        <w:t>.</w:t>
-      </w:r>
-      <w:r>
-        <w:rPr>
-          <w:rStyle w:val="HTML1"/>
-        </w:rPr>
-        <w:t>get_logger</w:t>
-      </w:r>
-      <w:proofErr w:type="spellEnd"/>
-      <w:r>
-        <w:rPr>
-          <w:rStyle w:val="HTML1"/>
-        </w:rPr>
-        <w:t>()</w:t>
-      </w:r>
-      <w:r>
-        <w:rPr>
-          <w:rStyle w:val="g"/>
-        </w:rPr>
-        <w:t>.</w:t>
-      </w:r>
-      <w:proofErr w:type="spellStart"/>
-      <w:r>
-        <w:rPr>
-          <w:rStyle w:val="HTML1"/>
-        </w:rPr>
-        <w:t>info</w:t>
-      </w:r>
-      <w:proofErr w:type="spellEnd"/>
-      <w:r>
-        <w:rPr>
-          <w:rStyle w:val="HTML1"/>
-        </w:rPr>
-        <w:t>(</w:t>
+        <w:t>.2f</w:t>
+      </w:r>
+      <w:r>
+        <w:rPr>
+          <w:rStyle w:val="HTML1"/>
+        </w:rPr>
+        <w:t>}</w:t>
+      </w:r>
+      <w:r>
+        <w:rPr>
+          <w:rStyle w:val="k"/>
+        </w:rPr>
+        <w:t>'</w:t>
       </w:r>
     </w:p>
     <w:p>
       <w:pPr>
         <w:pStyle w:val="HTML"/>
-        <w:rPr>
-          <w:rStyle w:val="HTML1"/>
-        </w:rPr>
-      </w:pPr>
-      <w:r>
-        <w:rPr>
-          <w:rStyle w:val="HTML1"/>
-        </w:rPr>
-        <w:t xml:space="preserve">    </w:t>
-      </w:r>
-      <w:proofErr w:type="spellStart"/>
-      <w:r>
-        <w:rPr>
-          <w:rStyle w:val="k"/>
-        </w:rPr>
-        <w:t>f'Received</w:t>
-      </w:r>
-      <w:proofErr w:type="spellEnd"/>
-      <w:r>
-        <w:rPr>
-          <w:rStyle w:val="k"/>
-        </w:rPr>
-        <w:t xml:space="preserve">: </w:t>
-      </w:r>
-      <w:proofErr w:type="spellStart"/>
-      <w:r>
-        <w:rPr>
-          <w:rStyle w:val="k"/>
-        </w:rPr>
-        <w:t>linear.x</w:t>
-      </w:r>
-      <w:proofErr w:type="spellEnd"/>
-      <w:r>
-        <w:rPr>
-          <w:rStyle w:val="k"/>
-        </w:rPr>
-        <w:t>=</w:t>
-      </w:r>
-      <w:r>
-        <w:rPr>
-          <w:rStyle w:val="HTML1"/>
-        </w:rPr>
-        <w:t>{</w:t>
-      </w:r>
-      <w:r>
-        <w:rPr>
-          <w:rStyle w:val="m"/>
-        </w:rPr>
-        <w:t>linear_x</w:t>
-      </w:r>
-      <w:r>
-        <w:rPr>
-          <w:rStyle w:val="HTML1"/>
-        </w:rPr>
-        <w:t>:</w:t>
-      </w:r>
-      <w:r>
-        <w:rPr>
-          <w:rStyle w:val="g"/>
-        </w:rPr>
-        <w:t>.2f</w:t>
-      </w:r>
-      <w:r>
-        <w:rPr>
-          <w:rStyle w:val="HTML1"/>
-        </w:rPr>
-        <w:t>}</w:t>
-      </w:r>
-      <w:r>
-        <w:rPr>
-          <w:rStyle w:val="k"/>
-        </w:rPr>
-        <w:t>, '</w:t>
-      </w:r>
-    </w:p>
-    <w:p>
-      <w:pPr>
-        <w:pStyle w:val="HTML"/>
-        <w:rPr>
-          <w:rStyle w:val="HTML1"/>
-        </w:rPr>
-      </w:pPr>
-      <w:r>
-        <w:rPr>
-          <w:rStyle w:val="HTML1"/>
-        </w:rPr>
-        <w:t xml:space="preserve">    </w:t>
-      </w:r>
-      <w:proofErr w:type="spellStart"/>
-      <w:r>
-        <w:rPr>
-          <w:rStyle w:val="k"/>
-        </w:rPr>
-        <w:t>f'angular.z</w:t>
-      </w:r>
-      <w:proofErr w:type="spellEnd"/>
-      <w:r>
-        <w:rPr>
-          <w:rStyle w:val="k"/>
-        </w:rPr>
-        <w:t>=</w:t>
-      </w:r>
-      <w:r>
-        <w:rPr>
-          <w:rStyle w:val="HTML1"/>
-        </w:rPr>
-        <w:t>{</w:t>
-      </w:r>
-      <w:r>
-        <w:rPr>
-          <w:rStyle w:val="m"/>
-        </w:rPr>
-        <w:t>angular_z</w:t>
-      </w:r>
-      <w:r>
-        <w:rPr>
-          <w:rStyle w:val="HTML1"/>
-        </w:rPr>
-        <w:t>:</w:t>
-      </w:r>
-      <w:r>
-        <w:rPr>
-          <w:rStyle w:val="g"/>
-        </w:rPr>
-        <w:t>.2f</w:t>
-      </w:r>
-      <w:r>
-        <w:rPr>
-          <w:rStyle w:val="HTML1"/>
-        </w:rPr>
-        <w:t>}</w:t>
-      </w:r>
-      <w:r>
-        <w:rPr>
-          <w:rStyle w:val="k"/>
-        </w:rPr>
-        <w:t>'</w:t>
-      </w:r>
-    </w:p>
-    <w:p>
-      <w:pPr>
-        <w:pStyle w:val="HTML"/>
       </w:pPr>
       <w:r>
         <w:rPr>
@@ -3300,33 +2427,11 @@
       <w:pPr>
         <w:pStyle w:val="a4"/>
       </w:pPr>
-      <w:proofErr w:type="spellStart"/>
-      <w:r>
-        <w:rPr>
-          <w:rStyle w:val="HTML1"/>
-        </w:rPr>
-        <w:t>self.get_logger</w:t>
-      </w:r>
-      <w:proofErr w:type="spellEnd"/>
-      <w:r>
-        <w:rPr>
-          <w:rStyle w:val="HTML1"/>
-        </w:rPr>
-        <w:t>().</w:t>
-      </w:r>
-      <w:proofErr w:type="spellStart"/>
-      <w:r>
-        <w:rPr>
-          <w:rStyle w:val="HTML1"/>
-        </w:rPr>
-        <w:t>info</w:t>
-      </w:r>
-      <w:proofErr w:type="spellEnd"/>
-      <w:r>
-        <w:rPr>
-          <w:rStyle w:val="HTML1"/>
-        </w:rPr>
-        <w:t>()</w:t>
+      <w:r>
+        <w:rPr>
+          <w:rStyle w:val="HTML1"/>
+        </w:rPr>
+        <w:t>self.get_logger().info()</w:t>
       </w:r>
       <w:r>
         <w:t xml:space="preserve"> — це </w:t>
@@ -3340,18 +2445,8 @@
           <w:b w:val="0"/>
           <w:bCs w:val="0"/>
         </w:rPr>
-        <w:t xml:space="preserve">INFO-рівень ROS2 </w:t>
-      </w:r>
-      <w:proofErr w:type="spellStart"/>
-      <w:r>
-        <w:rPr>
-          <w:rStyle w:val="a5"/>
-          <w:b w:val="0"/>
-          <w:bCs w:val="0"/>
-        </w:rPr>
-        <w:t>logger</w:t>
-      </w:r>
-      <w:proofErr w:type="spellEnd"/>
+        <w:t>INFO-рівень ROS2 logger</w:t>
+      </w:r>
       <w:r>
         <w:t>.</w:t>
       </w:r>
@@ -3361,15 +2456,7 @@
         <w:pStyle w:val="a4"/>
       </w:pPr>
       <w:r>
-        <w:t xml:space="preserve">Наприклад, коли ми </w:t>
-      </w:r>
-      <w:proofErr w:type="spellStart"/>
-      <w:r>
-        <w:t>надішлемо</w:t>
-      </w:r>
-      <w:proofErr w:type="spellEnd"/>
-      <w:r>
-        <w:t>:</w:t>
+        <w:t>Наприклад, коли ми надішлемо:</w:t>
       </w:r>
     </w:p>
     <w:p>
@@ -3379,38 +2466,22 @@
           <w:rStyle w:val="HTML1"/>
         </w:rPr>
       </w:pPr>
-      <w:proofErr w:type="spellStart"/>
-      <w:r>
-        <w:rPr>
-          <w:rStyle w:val="HTML1"/>
-        </w:rPr>
-        <w:t>linear.x</w:t>
-      </w:r>
-      <w:proofErr w:type="spellEnd"/>
-      <w:r>
-        <w:rPr>
-          <w:rStyle w:val="HTML1"/>
-        </w:rPr>
-        <w:t xml:space="preserve"> = 0.5</w:t>
+      <w:r>
+        <w:rPr>
+          <w:rStyle w:val="HTML1"/>
+        </w:rPr>
+        <w:t>linear.x = 0.5</w:t>
       </w:r>
     </w:p>
     <w:p>
       <w:pPr>
         <w:pStyle w:val="HTML"/>
       </w:pPr>
-      <w:proofErr w:type="spellStart"/>
-      <w:r>
-        <w:rPr>
-          <w:rStyle w:val="HTML1"/>
-        </w:rPr>
-        <w:t>angular.z</w:t>
-      </w:r>
-      <w:proofErr w:type="spellEnd"/>
-      <w:r>
-        <w:rPr>
-          <w:rStyle w:val="HTML1"/>
-        </w:rPr>
-        <w:t xml:space="preserve"> = 0.2</w:t>
+      <w:r>
+        <w:rPr>
+          <w:rStyle w:val="HTML1"/>
+        </w:rPr>
+        <w:t>angular.z = 0.2</w:t>
       </w:r>
     </w:p>
     <w:p>
@@ -3418,15 +2489,7 @@
         <w:pStyle w:val="a4"/>
       </w:pPr>
       <w:r>
-        <w:t xml:space="preserve">у терміналі </w:t>
-      </w:r>
-      <w:proofErr w:type="spellStart"/>
-      <w:r>
-        <w:t>ноди</w:t>
-      </w:r>
-      <w:proofErr w:type="spellEnd"/>
-      <w:r>
-        <w:t xml:space="preserve"> отримаємо:</w:t>
+        <w:t>у терміналі ноди отримаємо:</w:t>
       </w:r>
     </w:p>
     <w:p>
@@ -3437,63 +2500,7 @@
         <w:rPr>
           <w:rStyle w:val="HTML1"/>
         </w:rPr>
-        <w:t>[INFO] [</w:t>
-      </w:r>
-      <w:proofErr w:type="spellStart"/>
-      <w:r>
-        <w:rPr>
-          <w:rStyle w:val="HTML1"/>
-        </w:rPr>
-        <w:t>motion_node</w:t>
-      </w:r>
-      <w:proofErr w:type="spellEnd"/>
-      <w:r>
-        <w:rPr>
-          <w:rStyle w:val="HTML1"/>
-        </w:rPr>
-        <w:t xml:space="preserve">]: </w:t>
-      </w:r>
-      <w:proofErr w:type="spellStart"/>
-      <w:r>
-        <w:rPr>
-          <w:rStyle w:val="HTML1"/>
-        </w:rPr>
-        <w:t>Received</w:t>
-      </w:r>
-      <w:proofErr w:type="spellEnd"/>
-      <w:r>
-        <w:rPr>
-          <w:rStyle w:val="HTML1"/>
-        </w:rPr>
-        <w:t xml:space="preserve">: </w:t>
-      </w:r>
-      <w:proofErr w:type="spellStart"/>
-      <w:r>
-        <w:rPr>
-          <w:rStyle w:val="HTML1"/>
-        </w:rPr>
-        <w:t>linear.x</w:t>
-      </w:r>
-      <w:proofErr w:type="spellEnd"/>
-      <w:r>
-        <w:rPr>
-          <w:rStyle w:val="HTML1"/>
-        </w:rPr>
-        <w:t xml:space="preserve">=0.50, </w:t>
-      </w:r>
-      <w:proofErr w:type="spellStart"/>
-      <w:r>
-        <w:rPr>
-          <w:rStyle w:val="HTML1"/>
-        </w:rPr>
-        <w:t>angular.z</w:t>
-      </w:r>
-      <w:proofErr w:type="spellEnd"/>
-      <w:r>
-        <w:rPr>
-          <w:rStyle w:val="HTML1"/>
-        </w:rPr>
-        <w:t>=0.20</w:t>
+        <w:t>[INFO] [motion_node]: Received: linear.x=0.50, angular.z=0.20</w:t>
       </w:r>
     </w:p>
     <w:p>
@@ -3594,70 +2601,32 @@
       <w:r>
         <w:t xml:space="preserve">Демонстрація успішного запуску </w:t>
       </w:r>
-      <w:proofErr w:type="spellStart"/>
       <w:r>
         <w:rPr>
           <w:rFonts w:ascii="Courier New" w:hAnsi="Courier New" w:cs="Courier New"/>
           <w:sz w:val="20"/>
           <w:szCs w:val="20"/>
         </w:rPr>
-        <w:t>Motion</w:t>
-      </w:r>
-      <w:proofErr w:type="spellEnd"/>
+        <w:t>Motion Node</w:t>
+      </w:r>
+      <w:r>
+        <w:rPr>
+          <w:sz w:val="20"/>
+          <w:szCs w:val="20"/>
+        </w:rPr>
+        <w:t xml:space="preserve"> </w:t>
+      </w:r>
+      <w:r>
+        <w:t xml:space="preserve">та підписки на топік </w:t>
+      </w:r>
       <w:r>
         <w:rPr>
           <w:rFonts w:ascii="Courier New" w:hAnsi="Courier New" w:cs="Courier New"/>
           <w:sz w:val="20"/>
           <w:szCs w:val="20"/>
         </w:rPr>
-        <w:t xml:space="preserve"> </w:t>
-      </w:r>
-      <w:proofErr w:type="spellStart"/>
-      <w:r>
-        <w:rPr>
-          <w:rFonts w:ascii="Courier New" w:hAnsi="Courier New" w:cs="Courier New"/>
-          <w:sz w:val="20"/>
-          <w:szCs w:val="20"/>
-        </w:rPr>
-        <w:t>Node</w:t>
-      </w:r>
-      <w:proofErr w:type="spellEnd"/>
-      <w:r>
-        <w:rPr>
-          <w:sz w:val="20"/>
-          <w:szCs w:val="20"/>
-        </w:rPr>
-        <w:t xml:space="preserve"> </w:t>
-      </w:r>
-      <w:r>
-        <w:t xml:space="preserve">та підписки на </w:t>
-      </w:r>
-      <w:proofErr w:type="spellStart"/>
-      <w:r>
-        <w:t>топік</w:t>
-      </w:r>
-      <w:proofErr w:type="spellEnd"/>
-      <w:r>
-        <w:t xml:space="preserve"> </w:t>
-      </w:r>
-      <w:r>
-        <w:rPr>
-          <w:rFonts w:ascii="Courier New" w:hAnsi="Courier New" w:cs="Courier New"/>
-          <w:sz w:val="20"/>
-          <w:szCs w:val="20"/>
-        </w:rPr>
-        <w:t>/</w:t>
-      </w:r>
-      <w:proofErr w:type="spellStart"/>
-      <w:r>
-        <w:rPr>
-          <w:rFonts w:ascii="Courier New" w:hAnsi="Courier New" w:cs="Courier New"/>
-          <w:sz w:val="20"/>
-          <w:szCs w:val="20"/>
-        </w:rPr>
-        <w:t>cmd_vel</w:t>
-      </w:r>
-      <w:proofErr w:type="spellEnd"/>
+        <w:t>/cmd_vel</w:t>
+      </w:r>
       <w:r>
         <w:t>.</w:t>
       </w:r>
@@ -3782,7 +2751,6 @@
       <w:r>
         <w:t xml:space="preserve">Стандартний </w:t>
       </w:r>
-      <w:proofErr w:type="spellStart"/>
       <w:r>
         <w:rPr>
           <w:rFonts w:ascii="Courier New" w:hAnsi="Courier New" w:cs="Courier New"/>
@@ -3791,7 +2759,6 @@
         </w:rPr>
         <w:t>turtle_teleop_key</w:t>
       </w:r>
-      <w:proofErr w:type="spellEnd"/>
       <w:r>
         <w:rPr>
           <w:sz w:val="20"/>
@@ -3808,41 +2775,32 @@
           <w:sz w:val="20"/>
           <w:szCs w:val="20"/>
         </w:rPr>
-        <w:t>turtle1/</w:t>
-      </w:r>
-      <w:proofErr w:type="spellStart"/>
+        <w:t>turtle1/cmd_vel</w:t>
+      </w:r>
+      <w:r>
+        <w:t xml:space="preserve">, а моя нода </w:t>
+      </w:r>
       <w:r>
         <w:rPr>
           <w:rFonts w:ascii="Courier New" w:hAnsi="Courier New" w:cs="Courier New"/>
           <w:sz w:val="20"/>
           <w:szCs w:val="20"/>
         </w:rPr>
-        <w:t>cmd_vel</w:t>
-      </w:r>
-      <w:proofErr w:type="spellEnd"/>
-      <w:r>
-        <w:t xml:space="preserve">, а моя </w:t>
-      </w:r>
-      <w:proofErr w:type="spellStart"/>
-      <w:r>
-        <w:t>нода</w:t>
-      </w:r>
-      <w:proofErr w:type="spellEnd"/>
-      <w:r>
-        <w:t xml:space="preserve"> </w:t>
-      </w:r>
-      <w:proofErr w:type="spellStart"/>
+        <w:t>motion_node</w:t>
+      </w:r>
+      <w:r>
+        <w:t xml:space="preserve"> підписана на </w:t>
+      </w:r>
       <w:r>
         <w:rPr>
           <w:rFonts w:ascii="Courier New" w:hAnsi="Courier New" w:cs="Courier New"/>
           <w:sz w:val="20"/>
           <w:szCs w:val="20"/>
         </w:rPr>
-        <w:t>motion_node</w:t>
-      </w:r>
-      <w:proofErr w:type="spellEnd"/>
-      <w:r>
-        <w:t xml:space="preserve"> підписана на </w:t>
+        <w:t>/cmd_vel</w:t>
+      </w:r>
+      <w:r>
+        <w:t xml:space="preserve">. Тому я використала </w:t>
       </w:r>
       <w:r>
         <w:rPr>
@@ -3850,20 +2808,28 @@
           <w:sz w:val="20"/>
           <w:szCs w:val="20"/>
         </w:rPr>
-        <w:t>/</w:t>
-      </w:r>
-      <w:proofErr w:type="spellStart"/>
+        <w:t>--remap</w:t>
+      </w:r>
+      <w:r>
+        <w:t xml:space="preserve">, щоб перенаправити </w:t>
+      </w:r>
       <w:r>
         <w:rPr>
           <w:rFonts w:ascii="Courier New" w:hAnsi="Courier New" w:cs="Courier New"/>
           <w:sz w:val="20"/>
           <w:szCs w:val="20"/>
         </w:rPr>
-        <w:t>cmd_vel</w:t>
-      </w:r>
-      <w:proofErr w:type="spellEnd"/>
-      <w:r>
-        <w:t xml:space="preserve">. Тому я використала </w:t>
+        <w:t>turtle1/cmd_vel</w:t>
+      </w:r>
+      <w:r>
+        <w:rPr>
+          <w:sz w:val="20"/>
+          <w:szCs w:val="20"/>
+        </w:rPr>
+        <w:t xml:space="preserve"> </w:t>
+      </w:r>
+      <w:r>
+        <w:t xml:space="preserve">у </w:t>
       </w:r>
       <w:r>
         <w:rPr>
@@ -3871,77 +2837,10 @@
           <w:sz w:val="20"/>
           <w:szCs w:val="20"/>
         </w:rPr>
-        <w:t>--</w:t>
-      </w:r>
-      <w:proofErr w:type="spellStart"/>
-      <w:r>
-        <w:rPr>
-          <w:rFonts w:ascii="Courier New" w:hAnsi="Courier New" w:cs="Courier New"/>
-          <w:sz w:val="20"/>
-          <w:szCs w:val="20"/>
-        </w:rPr>
-        <w:t>remap</w:t>
-      </w:r>
-      <w:proofErr w:type="spellEnd"/>
-      <w:r>
-        <w:t xml:space="preserve">, щоб перенаправити </w:t>
-      </w:r>
-      <w:r>
-        <w:rPr>
-          <w:rFonts w:ascii="Courier New" w:hAnsi="Courier New" w:cs="Courier New"/>
-          <w:sz w:val="20"/>
-          <w:szCs w:val="20"/>
-        </w:rPr>
-        <w:t>turtle1/</w:t>
-      </w:r>
-      <w:proofErr w:type="spellStart"/>
-      <w:r>
-        <w:rPr>
-          <w:rFonts w:ascii="Courier New" w:hAnsi="Courier New" w:cs="Courier New"/>
-          <w:sz w:val="20"/>
-          <w:szCs w:val="20"/>
-        </w:rPr>
-        <w:t>cmd_vel</w:t>
-      </w:r>
-      <w:proofErr w:type="spellEnd"/>
-      <w:r>
-        <w:rPr>
-          <w:sz w:val="20"/>
-          <w:szCs w:val="20"/>
-        </w:rPr>
-        <w:t xml:space="preserve"> </w:t>
-      </w:r>
-      <w:r>
-        <w:t xml:space="preserve">у </w:t>
-      </w:r>
-      <w:r>
-        <w:rPr>
-          <w:rFonts w:ascii="Courier New" w:hAnsi="Courier New" w:cs="Courier New"/>
-          <w:sz w:val="20"/>
-          <w:szCs w:val="20"/>
-        </w:rPr>
-        <w:t>/</w:t>
-      </w:r>
-      <w:proofErr w:type="spellStart"/>
-      <w:r>
-        <w:rPr>
-          <w:rFonts w:ascii="Courier New" w:hAnsi="Courier New" w:cs="Courier New"/>
-          <w:sz w:val="20"/>
-          <w:szCs w:val="20"/>
-        </w:rPr>
-        <w:t>cmd_vel</w:t>
-      </w:r>
-      <w:proofErr w:type="spellEnd"/>
-      <w:r>
-        <w:t xml:space="preserve">. Після цього команди з клавіатури почали надходити до моєї </w:t>
-      </w:r>
-      <w:proofErr w:type="spellStart"/>
-      <w:r>
-        <w:t>ноди</w:t>
-      </w:r>
-      <w:proofErr w:type="spellEnd"/>
-      <w:r>
-        <w:t>, де вони оброблялися та перевірялися на перевищення швидкості.</w:t>
+        <w:t>/cmd_vel</w:t>
+      </w:r>
+      <w:r>
+        <w:t>. Після цього команди з клавіатури почали надходити до моєї ноди, де вони оброблялися та перевірялися на перевищення швидкості.</w:t>
       </w:r>
     </w:p>
     <w:p>
@@ -4032,23 +2931,7 @@
         <w:t xml:space="preserve"> </w:t>
       </w:r>
       <w:r>
-        <w:t>Запуск вузла керування з клавіатури із перенаправленням (</w:t>
-      </w:r>
-      <w:proofErr w:type="spellStart"/>
-      <w:r>
-        <w:t>remap</w:t>
-      </w:r>
-      <w:proofErr w:type="spellEnd"/>
-      <w:r>
-        <w:t xml:space="preserve">) у </w:t>
-      </w:r>
-      <w:proofErr w:type="spellStart"/>
-      <w:r>
-        <w:t>топік</w:t>
-      </w:r>
-      <w:proofErr w:type="spellEnd"/>
-      <w:r>
-        <w:t xml:space="preserve"> </w:t>
+        <w:t xml:space="preserve">Запуск вузла керування з клавіатури із перенаправленням (remap) у топік </w:t>
       </w:r>
       <w:r>
         <w:rPr>
@@ -4056,25 +2939,7 @@
           <w:sz w:val="20"/>
           <w:szCs w:val="20"/>
         </w:rPr>
-        <w:t>/</w:t>
-      </w:r>
-      <w:proofErr w:type="spellStart"/>
-      <w:r>
-        <w:rPr>
-          <w:rFonts w:ascii="Courier New" w:hAnsi="Courier New" w:cs="Courier New"/>
-          <w:sz w:val="20"/>
-          <w:szCs w:val="20"/>
-        </w:rPr>
-        <w:t>cmd_vel</w:t>
-      </w:r>
-      <w:proofErr w:type="spellEnd"/>
-      <w:r>
-        <w:rPr>
-          <w:rFonts w:ascii="Courier New" w:hAnsi="Courier New" w:cs="Courier New"/>
-          <w:sz w:val="20"/>
-          <w:szCs w:val="20"/>
-        </w:rPr>
-        <w:t>.</w:t>
+        <w:t>/cmd_vel.</w:t>
       </w:r>
     </w:p>
     <w:p>
@@ -4445,15 +3310,7 @@
         <w:t xml:space="preserve"> </w:t>
       </w:r>
       <w:r>
-        <w:t xml:space="preserve">Збирання </w:t>
-      </w:r>
-      <w:proofErr w:type="spellStart"/>
-      <w:r>
-        <w:t>workspace</w:t>
-      </w:r>
-      <w:proofErr w:type="spellEnd"/>
-      <w:r>
-        <w:t xml:space="preserve"> та оновлення середовища виконання</w:t>
+        <w:t>Збирання workspace та оновлення середовища виконання</w:t>
       </w:r>
       <w:r>
         <w:rPr>
@@ -4562,23 +3419,7 @@
         <w:t>Т</w:t>
       </w:r>
       <w:r>
-        <w:t xml:space="preserve">естування </w:t>
-      </w:r>
-      <w:proofErr w:type="spellStart"/>
-      <w:r>
-        <w:t>ноди</w:t>
-      </w:r>
-      <w:proofErr w:type="spellEnd"/>
-      <w:r>
-        <w:t xml:space="preserve"> шляхом публікації тестового повідомлення у </w:t>
-      </w:r>
-      <w:proofErr w:type="spellStart"/>
-      <w:r>
-        <w:t>топік</w:t>
-      </w:r>
-      <w:proofErr w:type="spellEnd"/>
-      <w:r>
-        <w:t xml:space="preserve"> </w:t>
+        <w:t xml:space="preserve">естування ноди шляхом публікації тестового повідомлення у топік </w:t>
       </w:r>
       <w:r>
         <w:rPr>
@@ -4586,18 +3427,8 @@
           <w:sz w:val="20"/>
           <w:szCs w:val="20"/>
         </w:rPr>
-        <w:t>/</w:t>
-      </w:r>
-      <w:proofErr w:type="spellStart"/>
-      <w:r>
-        <w:rPr>
-          <w:rFonts w:ascii="Courier New" w:hAnsi="Courier New" w:cs="Courier New"/>
-          <w:sz w:val="20"/>
-          <w:szCs w:val="20"/>
-        </w:rPr>
-        <w:t>cmd_vel</w:t>
-      </w:r>
-      <w:proofErr w:type="spellEnd"/>
+        <w:t>/cmd_vel</w:t>
+      </w:r>
     </w:p>
     <w:p>
       <w:pPr>
@@ -4719,58 +3550,15 @@
           <w:bCs/>
           <w:lang w:eastAsia="uk-UA" w:bidi="as-IN"/>
         </w:rPr>
-        <w:t xml:space="preserve">5. Тестування </w:t>
-      </w:r>
-      <w:proofErr w:type="spellStart"/>
-      <w:r>
-        <w:rPr>
-          <w:rFonts w:eastAsia="Times New Roman"/>
-          <w:b/>
-          <w:bCs/>
-          <w:lang w:eastAsia="uk-UA" w:bidi="as-IN"/>
-        </w:rPr>
-        <w:t>ноди</w:t>
-      </w:r>
-      <w:proofErr w:type="spellEnd"/>
+        <w:t>5. Тестування ноди</w:t>
+      </w:r>
       <w:r>
         <w:rPr>
           <w:rFonts w:eastAsia="Times New Roman"/>
           <w:lang w:eastAsia="uk-UA" w:bidi="as-IN"/>
         </w:rPr>
         <w:br/>
-        <w:t xml:space="preserve">5.1. Запустити </w:t>
-      </w:r>
-      <w:proofErr w:type="spellStart"/>
-      <w:r>
-        <w:rPr>
-          <w:rFonts w:eastAsia="Times New Roman"/>
-          <w:lang w:eastAsia="uk-UA" w:bidi="as-IN"/>
-        </w:rPr>
-        <w:t>Motion</w:t>
-      </w:r>
-      <w:proofErr w:type="spellEnd"/>
-      <w:r>
-        <w:rPr>
-          <w:rFonts w:eastAsia="Times New Roman"/>
-          <w:lang w:eastAsia="uk-UA" w:bidi="as-IN"/>
-        </w:rPr>
-        <w:t xml:space="preserve"> </w:t>
-      </w:r>
-      <w:proofErr w:type="spellStart"/>
-      <w:r>
-        <w:rPr>
-          <w:rFonts w:eastAsia="Times New Roman"/>
-          <w:lang w:eastAsia="uk-UA" w:bidi="as-IN"/>
-        </w:rPr>
-        <w:t>Node</w:t>
-      </w:r>
-      <w:proofErr w:type="spellEnd"/>
-      <w:r>
-        <w:rPr>
-          <w:rFonts w:eastAsia="Times New Roman"/>
-          <w:lang w:eastAsia="uk-UA" w:bidi="as-IN"/>
-        </w:rPr>
-        <w:t>.</w:t>
+        <w:t>5.1. Запустити Motion Node.</w:t>
       </w:r>
       <w:r>
         <w:rPr>
@@ -4778,71 +3566,7 @@
           <w:lang w:eastAsia="uk-UA" w:bidi="as-IN"/>
         </w:rPr>
         <w:br/>
-        <w:t>5.2. Подати команди у /</w:t>
-      </w:r>
-      <w:proofErr w:type="spellStart"/>
-      <w:r>
-        <w:rPr>
-          <w:rFonts w:eastAsia="Times New Roman"/>
-          <w:lang w:eastAsia="uk-UA" w:bidi="as-IN"/>
-        </w:rPr>
-        <w:t>cmd_vel</w:t>
-      </w:r>
-      <w:proofErr w:type="spellEnd"/>
-      <w:r>
-        <w:rPr>
-          <w:rFonts w:eastAsia="Times New Roman"/>
-          <w:lang w:eastAsia="uk-UA" w:bidi="as-IN"/>
-        </w:rPr>
-        <w:t xml:space="preserve"> через </w:t>
-      </w:r>
-      <w:proofErr w:type="spellStart"/>
-      <w:r>
-        <w:rPr>
-          <w:rFonts w:eastAsia="Times New Roman"/>
-          <w:lang w:eastAsia="uk-UA" w:bidi="as-IN"/>
-        </w:rPr>
-        <w:t>teleop</w:t>
-      </w:r>
-      <w:proofErr w:type="spellEnd"/>
-      <w:r>
-        <w:rPr>
-          <w:rFonts w:eastAsia="Times New Roman"/>
-          <w:lang w:eastAsia="uk-UA" w:bidi="as-IN"/>
-        </w:rPr>
-        <w:t xml:space="preserve"> або через ros2 </w:t>
-      </w:r>
-      <w:proofErr w:type="spellStart"/>
-      <w:r>
-        <w:rPr>
-          <w:rFonts w:eastAsia="Times New Roman"/>
-          <w:lang w:eastAsia="uk-UA" w:bidi="as-IN"/>
-        </w:rPr>
-        <w:t>topic</w:t>
-      </w:r>
-      <w:proofErr w:type="spellEnd"/>
-      <w:r>
-        <w:rPr>
-          <w:rFonts w:eastAsia="Times New Roman"/>
-          <w:lang w:eastAsia="uk-UA" w:bidi="as-IN"/>
-        </w:rPr>
-        <w:t xml:space="preserve"> </w:t>
-      </w:r>
-      <w:proofErr w:type="spellStart"/>
-      <w:r>
-        <w:rPr>
-          <w:rFonts w:eastAsia="Times New Roman"/>
-          <w:lang w:eastAsia="uk-UA" w:bidi="as-IN"/>
-        </w:rPr>
-        <w:t>pub</w:t>
-      </w:r>
-      <w:proofErr w:type="spellEnd"/>
-      <w:r>
-        <w:rPr>
-          <w:rFonts w:eastAsia="Times New Roman"/>
-          <w:lang w:eastAsia="uk-UA" w:bidi="as-IN"/>
-        </w:rPr>
-        <w:t>.</w:t>
+        <w:t>5.2. Подати команди у /cmd_vel через teleop або через ros2 topic pub.</w:t>
       </w:r>
       <w:r>
         <w:rPr>
@@ -4850,39 +3574,7 @@
           <w:lang w:eastAsia="uk-UA" w:bidi="as-IN"/>
         </w:rPr>
         <w:br/>
-        <w:t xml:space="preserve">5.3. Перевірити, що </w:t>
-      </w:r>
-      <w:proofErr w:type="spellStart"/>
-      <w:r>
-        <w:rPr>
-          <w:rFonts w:eastAsia="Times New Roman"/>
-          <w:lang w:eastAsia="uk-UA" w:bidi="as-IN"/>
-        </w:rPr>
-        <w:t>нода</w:t>
-      </w:r>
-      <w:proofErr w:type="spellEnd"/>
-      <w:r>
-        <w:rPr>
-          <w:rFonts w:eastAsia="Times New Roman"/>
-          <w:lang w:eastAsia="uk-UA" w:bidi="as-IN"/>
-        </w:rPr>
-        <w:t xml:space="preserve"> отримує повідомлення та </w:t>
-      </w:r>
-      <w:proofErr w:type="spellStart"/>
-      <w:r>
-        <w:rPr>
-          <w:rFonts w:eastAsia="Times New Roman"/>
-          <w:lang w:eastAsia="uk-UA" w:bidi="as-IN"/>
-        </w:rPr>
-        <w:t>коректно</w:t>
-      </w:r>
-      <w:proofErr w:type="spellEnd"/>
-      <w:r>
-        <w:rPr>
-          <w:rFonts w:eastAsia="Times New Roman"/>
-          <w:lang w:eastAsia="uk-UA" w:bidi="as-IN"/>
-        </w:rPr>
-        <w:t xml:space="preserve"> їх обробляє.</w:t>
+        <w:t>5.3. Перевірити, що нода отримує повідомлення та коректно їх обробляє.</w:t>
       </w:r>
       <w:r>
         <w:rPr>
@@ -5013,171 +3705,79 @@
           <w:sz w:val="20"/>
           <w:szCs w:val="20"/>
         </w:rPr>
-        <w:t xml:space="preserve">ros2 </w:t>
-      </w:r>
-      <w:proofErr w:type="spellStart"/>
+        <w:t>ros2 topic echo /cmd_vel</w:t>
+      </w:r>
+    </w:p>
+    <w:p>
+      <w:pPr>
+        <w:rPr>
+          <w:b/>
+          <w:bCs/>
+        </w:rPr>
+      </w:pPr>
+      <w:r>
+        <w:rPr>
+          <w:b/>
+          <w:bCs/>
+        </w:rPr>
+        <w:lastRenderedPageBreak/>
+        <w:t>Висновки:</w:t>
+      </w:r>
+    </w:p>
+    <w:p>
+      <w:pPr>
+        <w:spacing w:after="0" w:line="276" w:lineRule="auto"/>
+        <w:ind w:firstLine="709"/>
+        <w:jc w:val="both"/>
+      </w:pPr>
+      <w:r>
+        <w:t>Сформува</w:t>
+      </w:r>
+      <w:r>
+        <w:t>ла</w:t>
+      </w:r>
+      <w:r>
+        <w:t xml:space="preserve"> практичні навички розробки ноди керування рухом у ROS2, навчи</w:t>
+      </w:r>
+      <w:r>
+        <w:t>лася</w:t>
+      </w:r>
+      <w:r>
+        <w:t xml:space="preserve"> працювати з повідомленням </w:t>
+      </w:r>
       <w:r>
         <w:rPr>
           <w:rFonts w:ascii="Courier New" w:hAnsi="Courier New" w:cs="Courier New"/>
           <w:sz w:val="20"/>
           <w:szCs w:val="20"/>
         </w:rPr>
-        <w:t>topic</w:t>
-      </w:r>
-      <w:proofErr w:type="spellEnd"/>
+        <w:t>geometry_msgs/Twist</w:t>
+      </w:r>
+      <w:r>
+        <w:t>, реалізува</w:t>
+      </w:r>
+      <w:r>
+        <w:t xml:space="preserve">ла </w:t>
+      </w:r>
+      <w:r>
+        <w:t xml:space="preserve">підписку на </w:t>
+      </w:r>
       <w:r>
         <w:rPr>
           <w:rFonts w:ascii="Courier New" w:hAnsi="Courier New" w:cs="Courier New"/>
           <w:sz w:val="20"/>
           <w:szCs w:val="20"/>
         </w:rPr>
-        <w:t xml:space="preserve"> </w:t>
-      </w:r>
-      <w:proofErr w:type="spellStart"/>
-      <w:r>
-        <w:rPr>
-          <w:rFonts w:ascii="Courier New" w:hAnsi="Courier New" w:cs="Courier New"/>
-          <w:sz w:val="20"/>
-          <w:szCs w:val="20"/>
-        </w:rPr>
-        <w:t>echo</w:t>
-      </w:r>
-      <w:proofErr w:type="spellEnd"/>
-      <w:r>
-        <w:rPr>
-          <w:rFonts w:ascii="Courier New" w:hAnsi="Courier New" w:cs="Courier New"/>
-          <w:sz w:val="20"/>
-          <w:szCs w:val="20"/>
-        </w:rPr>
-        <w:t xml:space="preserve"> /</w:t>
-      </w:r>
-      <w:proofErr w:type="spellStart"/>
-      <w:r>
-        <w:rPr>
-          <w:rFonts w:ascii="Courier New" w:hAnsi="Courier New" w:cs="Courier New"/>
-          <w:sz w:val="20"/>
-          <w:szCs w:val="20"/>
-        </w:rPr>
-        <w:t>cmd_vel</w:t>
-      </w:r>
-      <w:proofErr w:type="spellEnd"/>
-    </w:p>
-    <w:p>
-      <w:pPr>
-        <w:rPr>
-          <w:b/>
-          <w:bCs/>
-        </w:rPr>
-      </w:pPr>
-      <w:r>
-        <w:rPr>
-          <w:b/>
-          <w:bCs/>
-        </w:rPr>
-        <w:lastRenderedPageBreak/>
-        <w:t>Висновки:</w:t>
-      </w:r>
-    </w:p>
-    <w:p>
-      <w:pPr>
-        <w:spacing w:after="0" w:line="276" w:lineRule="auto"/>
-        <w:ind w:firstLine="709"/>
-        <w:jc w:val="both"/>
-      </w:pPr>
-      <w:r>
-        <w:t>Сформува</w:t>
+        <w:t>/cmd_vel</w:t>
+      </w:r>
+      <w:r>
+        <w:t>, обмеження швидкості та перевіри</w:t>
       </w:r>
       <w:r>
         <w:t>ла</w:t>
       </w:r>
       <w:r>
-        <w:t xml:space="preserve"> практичні навички розробки </w:t>
-      </w:r>
-      <w:proofErr w:type="spellStart"/>
-      <w:r>
-        <w:t>ноди</w:t>
-      </w:r>
-      <w:proofErr w:type="spellEnd"/>
-      <w:r>
-        <w:t xml:space="preserve"> керування рухом у ROS2, навчи</w:t>
-      </w:r>
-      <w:r>
-        <w:t>лася</w:t>
-      </w:r>
-      <w:r>
-        <w:t xml:space="preserve"> працювати з повідомленням </w:t>
-      </w:r>
-      <w:proofErr w:type="spellStart"/>
-      <w:r>
-        <w:rPr>
-          <w:rFonts w:ascii="Courier New" w:hAnsi="Courier New" w:cs="Courier New"/>
-          <w:sz w:val="20"/>
-          <w:szCs w:val="20"/>
-        </w:rPr>
-        <w:t>geometry_msgs</w:t>
-      </w:r>
-      <w:proofErr w:type="spellEnd"/>
-      <w:r>
-        <w:rPr>
-          <w:rFonts w:ascii="Courier New" w:hAnsi="Courier New" w:cs="Courier New"/>
-          <w:sz w:val="20"/>
-          <w:szCs w:val="20"/>
-        </w:rPr>
-        <w:t>/</w:t>
-      </w:r>
-      <w:proofErr w:type="spellStart"/>
-      <w:r>
-        <w:rPr>
-          <w:rFonts w:ascii="Courier New" w:hAnsi="Courier New" w:cs="Courier New"/>
-          <w:sz w:val="20"/>
-          <w:szCs w:val="20"/>
-        </w:rPr>
-        <w:t>Twist</w:t>
-      </w:r>
-      <w:proofErr w:type="spellEnd"/>
-      <w:r>
-        <w:t>, реалізува</w:t>
-      </w:r>
-      <w:r>
-        <w:t xml:space="preserve">ла </w:t>
-      </w:r>
-      <w:r>
-        <w:t xml:space="preserve">підписку на </w:t>
-      </w:r>
-      <w:r>
-        <w:rPr>
-          <w:rFonts w:ascii="Courier New" w:hAnsi="Courier New" w:cs="Courier New"/>
-          <w:sz w:val="20"/>
-          <w:szCs w:val="20"/>
-        </w:rPr>
-        <w:t>/</w:t>
-      </w:r>
-      <w:proofErr w:type="spellStart"/>
-      <w:r>
-        <w:rPr>
-          <w:rFonts w:ascii="Courier New" w:hAnsi="Courier New" w:cs="Courier New"/>
-          <w:sz w:val="20"/>
-          <w:szCs w:val="20"/>
-        </w:rPr>
-        <w:t>cmd_vel</w:t>
-      </w:r>
-      <w:proofErr w:type="spellEnd"/>
-      <w:r>
-        <w:t>, обмеження швидкості та перевіри</w:t>
-      </w:r>
-      <w:r>
-        <w:t>ла</w:t>
-      </w:r>
-      <w:r>
-        <w:t xml:space="preserve"> роботу </w:t>
-      </w:r>
-      <w:proofErr w:type="spellStart"/>
-      <w:r>
-        <w:t>ноди</w:t>
-      </w:r>
-      <w:proofErr w:type="spellEnd"/>
-      <w:r>
-        <w:t xml:space="preserve"> в симуляції.</w:t>
+        <w:t xml:space="preserve"> роботу ноди в симуляції.</w:t>
       </w:r>
     </w:p>
     <w:p>
@@ -5196,25 +3796,8 @@
           <w:sz w:val="28"/>
           <w:szCs w:val="28"/>
         </w:rPr>
-        <w:t xml:space="preserve">Під час лабораторної роботи я створила </w:t>
-      </w:r>
-      <w:proofErr w:type="spellStart"/>
-      <w:r>
-        <w:rPr>
-          <w:sz w:val="28"/>
-          <w:szCs w:val="28"/>
-        </w:rPr>
-        <w:t>ноду</w:t>
-      </w:r>
-      <w:proofErr w:type="spellEnd"/>
-      <w:r>
-        <w:rPr>
-          <w:sz w:val="28"/>
-          <w:szCs w:val="28"/>
-        </w:rPr>
-        <w:t xml:space="preserve"> </w:t>
-      </w:r>
-      <w:proofErr w:type="spellStart"/>
+        <w:t xml:space="preserve">Під час лабораторної роботи я створила ноду </w:t>
+      </w:r>
       <w:r>
         <w:rPr>
           <w:rStyle w:val="HTML1"/>
@@ -5224,89 +3807,32 @@
         </w:rPr>
         <w:t>motion_node</w:t>
       </w:r>
-      <w:proofErr w:type="spellEnd"/>
       <w:r>
         <w:rPr>
           <w:sz w:val="28"/>
           <w:szCs w:val="28"/>
         </w:rPr>
-        <w:t xml:space="preserve">, яка отримує команди руху через </w:t>
-      </w:r>
-      <w:proofErr w:type="spellStart"/>
+        <w:t xml:space="preserve">, яка отримує команди руху через топік </w:t>
+      </w:r>
+      <w:r>
+        <w:rPr>
+          <w:rStyle w:val="HTML1"/>
+        </w:rPr>
+        <w:t>/cmd_vel</w:t>
+      </w:r>
       <w:r>
         <w:rPr>
           <w:sz w:val="28"/>
           <w:szCs w:val="28"/>
         </w:rPr>
-        <w:t>топік</w:t>
-      </w:r>
-      <w:proofErr w:type="spellEnd"/>
-      <w:r>
-        <w:rPr>
-          <w:sz w:val="28"/>
-          <w:szCs w:val="28"/>
-        </w:rPr>
-        <w:t xml:space="preserve"> </w:t>
-      </w:r>
-      <w:r>
-        <w:rPr>
-          <w:rStyle w:val="HTML1"/>
-        </w:rPr>
-        <w:t>/</w:t>
-      </w:r>
-      <w:proofErr w:type="spellStart"/>
-      <w:r>
-        <w:rPr>
-          <w:rStyle w:val="HTML1"/>
-        </w:rPr>
-        <w:t>cmd_vel</w:t>
-      </w:r>
-      <w:proofErr w:type="spellEnd"/>
-      <w:r>
-        <w:rPr>
-          <w:sz w:val="28"/>
-          <w:szCs w:val="28"/>
-        </w:rPr>
-        <w:t xml:space="preserve">. </w:t>
-      </w:r>
-      <w:proofErr w:type="spellStart"/>
-      <w:r>
-        <w:rPr>
-          <w:sz w:val="28"/>
-          <w:szCs w:val="28"/>
-        </w:rPr>
-        <w:t>Нода</w:t>
-      </w:r>
-      <w:proofErr w:type="spellEnd"/>
-      <w:r>
-        <w:rPr>
-          <w:sz w:val="28"/>
-          <w:szCs w:val="28"/>
-        </w:rPr>
-        <w:t xml:space="preserve"> працює з повідомленнями </w:t>
-      </w:r>
-      <w:proofErr w:type="spellStart"/>
-      <w:r>
-        <w:rPr>
-          <w:rStyle w:val="HTML1"/>
-        </w:rPr>
-        <w:t>geometry_msgs</w:t>
-      </w:r>
-      <w:proofErr w:type="spellEnd"/>
-      <w:r>
-        <w:rPr>
-          <w:rStyle w:val="HTML1"/>
-        </w:rPr>
-        <w:t>/</w:t>
-      </w:r>
-      <w:proofErr w:type="spellStart"/>
-      <w:r>
-        <w:rPr>
-          <w:rStyle w:val="HTML1"/>
-        </w:rPr>
-        <w:t>Twist</w:t>
-      </w:r>
-      <w:proofErr w:type="spellEnd"/>
+        <w:t xml:space="preserve">. Нода працює з повідомленнями </w:t>
+      </w:r>
+      <w:r>
+        <w:rPr>
+          <w:rStyle w:val="HTML1"/>
+        </w:rPr>
+        <w:t>geometry_msgs/Twist</w:t>
+      </w:r>
       <w:r>
         <w:rPr>
           <w:sz w:val="20"/>
@@ -5354,102 +3880,40 @@
           <w:sz w:val="28"/>
           <w:szCs w:val="28"/>
         </w:rPr>
-        <w:t xml:space="preserve"> і обмежує швидкість. Роботу </w:t>
-      </w:r>
-      <w:proofErr w:type="spellStart"/>
+        <w:t xml:space="preserve"> і обмежує швидкість. Роботу ноди я перевірила за допомогою </w:t>
+      </w:r>
+      <w:r>
+        <w:rPr>
+          <w:rStyle w:val="HTML1"/>
+        </w:rPr>
+        <w:t>teleop</w:t>
+      </w:r>
       <w:r>
         <w:rPr>
           <w:sz w:val="28"/>
           <w:szCs w:val="28"/>
         </w:rPr>
-        <w:t>ноди</w:t>
-      </w:r>
-      <w:proofErr w:type="spellEnd"/>
+        <w:t xml:space="preserve"> та команди </w:t>
+      </w:r>
+      <w:r>
+        <w:rPr>
+          <w:rStyle w:val="HTML1"/>
+        </w:rPr>
+        <w:t>ros2 topic pub</w:t>
+      </w:r>
       <w:r>
         <w:rPr>
           <w:sz w:val="28"/>
           <w:szCs w:val="28"/>
         </w:rPr>
-        <w:t xml:space="preserve"> я перевірила за допомогою </w:t>
-      </w:r>
-      <w:proofErr w:type="spellStart"/>
-      <w:r>
-        <w:rPr>
-          <w:rStyle w:val="HTML1"/>
-        </w:rPr>
-        <w:t>teleop</w:t>
-      </w:r>
-      <w:proofErr w:type="spellEnd"/>
-      <w:r>
-        <w:rPr>
-          <w:sz w:val="28"/>
-          <w:szCs w:val="28"/>
-        </w:rPr>
-        <w:t xml:space="preserve"> та команди </w:t>
-      </w:r>
-      <w:r>
-        <w:rPr>
-          <w:rStyle w:val="HTML1"/>
-        </w:rPr>
-        <w:t xml:space="preserve">ros2 </w:t>
-      </w:r>
-      <w:proofErr w:type="spellStart"/>
-      <w:r>
-        <w:rPr>
-          <w:rStyle w:val="HTML1"/>
-        </w:rPr>
-        <w:t>topic</w:t>
-      </w:r>
-      <w:proofErr w:type="spellEnd"/>
-      <w:r>
-        <w:rPr>
-          <w:rStyle w:val="HTML1"/>
-        </w:rPr>
-        <w:t xml:space="preserve"> </w:t>
-      </w:r>
-      <w:proofErr w:type="spellStart"/>
-      <w:r>
-        <w:rPr>
-          <w:rStyle w:val="HTML1"/>
-        </w:rPr>
-        <w:t>pub</w:t>
-      </w:r>
-      <w:proofErr w:type="spellEnd"/>
-      <w:r>
-        <w:rPr>
-          <w:sz w:val="28"/>
-          <w:szCs w:val="28"/>
-        </w:rPr>
         <w:t xml:space="preserve">, а отримані повідомлення перевірила через </w:t>
       </w:r>
       <w:r>
         <w:rPr>
           <w:rStyle w:val="HTML1"/>
         </w:rPr>
-        <w:t xml:space="preserve">ros2 </w:t>
-      </w:r>
-      <w:proofErr w:type="spellStart"/>
-      <w:r>
-        <w:rPr>
-          <w:rStyle w:val="HTML1"/>
-        </w:rPr>
-        <w:t>topic</w:t>
-      </w:r>
-      <w:proofErr w:type="spellEnd"/>
-      <w:r>
-        <w:rPr>
-          <w:rStyle w:val="HTML1"/>
-        </w:rPr>
-        <w:t xml:space="preserve"> </w:t>
-      </w:r>
-      <w:proofErr w:type="spellStart"/>
-      <w:r>
-        <w:rPr>
-          <w:rStyle w:val="HTML1"/>
-        </w:rPr>
-        <w:t>echo</w:t>
-      </w:r>
-      <w:proofErr w:type="spellEnd"/>
+        <w:t>ros2 topic echo</w:t>
+      </w:r>
       <w:r>
         <w:rPr>
           <w:sz w:val="28"/>
